--- a/docs/documentation/01_University_Portal_Training_Manual.docx
+++ b/docs/documentation/01_University_Portal_Training_Manual.docx
@@ -42,7 +42,7 @@
           <w:color w:val="C0392B"/>
           <w:sz w:val="52"/>
         </w:rPr>
-        <w:t>الدليل التدريبي الشامل للبوابة الإلكترونية</w:t>
+        <w:t>الدليل التدريبي والتشغيلي الشامل</w:t>
       </w:r>
     </w:p>
     <w:p>
@@ -54,7 +54,7 @@
           <w:i/>
           <w:sz w:val="28"/>
         </w:rPr>
-        <w:t>لجميع المستخدمين والإدارات</w:t>
+        <w:t>University Portal Operational Manual</w:t>
       </w:r>
     </w:p>
     <w:p/>
@@ -71,7 +71,7 @@
         <w:rPr>
           <w:sz w:val="24"/>
         </w:rPr>
-        <w:t>الإصدار 1.0  |  يونيو 2026</w:t>
+        <w:t>الإصدار 2.0  |  يونيو 2026  |  دليل تشغيلي مؤسسي</w:t>
       </w:r>
     </w:p>
     <w:p>
@@ -114,7 +114,7 @@
         <w:rPr>
           <w:sz w:val="24"/>
         </w:rPr>
-        <w:t>1. مقدمة عامة</w:t>
+        <w:t>1. مقدمة</w:t>
       </w:r>
     </w:p>
     <w:p>
@@ -126,7 +126,7 @@
         <w:rPr>
           <w:sz w:val="24"/>
         </w:rPr>
-        <w:t>2. نظرة عامة على النظام</w:t>
+        <w:t>2. خارطة النظام</w:t>
       </w:r>
     </w:p>
     <w:p>
@@ -138,7 +138,7 @@
         <w:rPr>
           <w:sz w:val="24"/>
         </w:rPr>
-        <w:t>3. الهيكل الأكاديمي</w:t>
+        <w:t>3. هيكل المستخدمين</w:t>
       </w:r>
     </w:p>
     <w:p>
@@ -150,7 +150,7 @@
         <w:rPr>
           <w:sz w:val="24"/>
         </w:rPr>
-        <w:t>4. بوابة الطالب (ويب)</w:t>
+        <w:t>4. دورة حياة الطالب</w:t>
       </w:r>
     </w:p>
     <w:p>
@@ -162,7 +162,7 @@
         <w:rPr>
           <w:sz w:val="24"/>
         </w:rPr>
-        <w:t>5. تطبيق الجوال للطالب (PWA)</w:t>
+        <w:t>5. دورة حياة عضو هيئة التدريس</w:t>
       </w:r>
     </w:p>
     <w:p>
@@ -174,7 +174,7 @@
         <w:rPr>
           <w:sz w:val="24"/>
         </w:rPr>
-        <w:t>6. بوابة عضو هيئة التدريس</w:t>
+        <w:t>6. دورة حياة السنة الأكاديمية</w:t>
       </w:r>
     </w:p>
     <w:p>
@@ -186,7 +186,7 @@
         <w:rPr>
           <w:sz w:val="24"/>
         </w:rPr>
-        <w:t>7. بوابة الموظفين</w:t>
+        <w:t>7. خريطة العلاقات الأكاديمية</w:t>
       </w:r>
     </w:p>
     <w:p>
@@ -198,7 +198,7 @@
         <w:rPr>
           <w:sz w:val="24"/>
         </w:rPr>
-        <w:t>8. لوحة الإدارة</w:t>
+        <w:t>8. بوابة الطالب</w:t>
       </w:r>
     </w:p>
     <w:p>
@@ -210,7 +210,7 @@
         <w:rPr>
           <w:sz w:val="24"/>
         </w:rPr>
-        <w:t>9. إدارة الحسابات</w:t>
+        <w:t>9. تطبيق الجوال</w:t>
       </w:r>
     </w:p>
     <w:p>
@@ -222,7 +222,7 @@
         <w:rPr>
           <w:sz w:val="24"/>
         </w:rPr>
-        <w:t>10. نظام الأدوار</w:t>
+        <w:t>10. بوابة عضو هيئة التدريس</w:t>
       </w:r>
     </w:p>
     <w:p>
@@ -234,7 +234,7 @@
         <w:rPr>
           <w:sz w:val="24"/>
         </w:rPr>
-        <w:t>11. نظام الاستيراد الجماعي</w:t>
+        <w:t>11. لوحة الإدارة</w:t>
       </w:r>
     </w:p>
     <w:p>
@@ -246,7 +246,7 @@
         <w:rPr>
           <w:sz w:val="24"/>
         </w:rPr>
-        <w:t>12. التشغيل الفعلي</w:t>
+        <w:t>12. الحسابات والأدوار</w:t>
       </w:r>
     </w:p>
     <w:p>
@@ -258,7 +258,31 @@
         <w:rPr>
           <w:sz w:val="24"/>
         </w:rPr>
-        <w:t>13. ملاحق</w:t>
+        <w:t>13. الاستيراد الجماعي</w:t>
+      </w:r>
+    </w:p>
+    <w:p>
+      <w:pPr>
+        <w:bidi/>
+        <w:jc w:val="right"/>
+      </w:pPr>
+      <w:r>
+        <w:rPr>
+          <w:sz w:val="24"/>
+        </w:rPr>
+        <w:t>14. التشغيل الفعلي</w:t>
+      </w:r>
+    </w:p>
+    <w:p>
+      <w:pPr>
+        <w:bidi/>
+        <w:jc w:val="right"/>
+      </w:pPr>
+      <w:r>
+        <w:rPr>
+          <w:sz w:val="24"/>
+        </w:rPr>
+        <w:t>15. الملاحق</w:t>
       </w:r>
     </w:p>
     <w:p>
@@ -277,7 +301,7 @@
           <w:color w:val="1F3A5F"/>
           <w:sz w:val="40"/>
         </w:rPr>
-        <w:t>1. مقدمة عامة</w:t>
+        <w:t>1. مقدمة</w:t>
       </w:r>
     </w:p>
     <w:p>
@@ -289,7 +313,7 @@
         <w:rPr>
           <w:sz w:val="24"/>
         </w:rPr>
-        <w:t>هذه الوثيقة هي الدليل التدريبي الرسمي للبوابة الإلكترونية لكلية تكنولوجيا المعلومات وعلوم الحاسوب بجامعة إقليم سبأ. تغطي جميع الفئات: الطلاب، أعضاء هيئة التدريس، الموظفين، الإدارة العليا، ومدير النظام.</w:t>
+        <w:t>هذه الوثيقة هي المرجع الرئيسي للبوابة الإلكترونية لكلية تكنولوجيا المعلومات وعلوم الحاسوب بجامعة إقليم سبأ، وتجمع بين التدريب والتشغيل الفعلي.</w:t>
       </w:r>
     </w:p>
     <w:p>
@@ -299,194 +323,9 @@
       </w:pPr>
       <w:r>
         <w:rPr>
-          <w:b/>
-          <w:color w:val="C0392B"/>
-          <w:sz w:val="30"/>
-        </w:rPr>
-        <w:t>1.1 الفئات المستفيدة</w:t>
-      </w:r>
-    </w:p>
-    <w:p>
-      <w:pPr>
-        <w:pStyle w:val="ListBullet"/>
-        <w:bidi/>
-        <w:jc w:val="right"/>
-      </w:pPr>
-      <w:r>
-        <w:rPr>
           <w:sz w:val="24"/>
         </w:rPr>
-        <w:t>الطلاب</w:t>
-      </w:r>
-    </w:p>
-    <w:p>
-      <w:pPr>
-        <w:pStyle w:val="ListBullet"/>
-        <w:bidi/>
-        <w:jc w:val="right"/>
-      </w:pPr>
-      <w:r>
-        <w:rPr>
-          <w:sz w:val="24"/>
-        </w:rPr>
-        <w:t>أعضاء هيئة التدريس</w:t>
-      </w:r>
-    </w:p>
-    <w:p>
-      <w:pPr>
-        <w:pStyle w:val="ListBullet"/>
-        <w:bidi/>
-        <w:jc w:val="right"/>
-      </w:pPr>
-      <w:r>
-        <w:rPr>
-          <w:sz w:val="24"/>
-        </w:rPr>
-        <w:t>موظفو القبول والتسجيل</w:t>
-      </w:r>
-    </w:p>
-    <w:p>
-      <w:pPr>
-        <w:pStyle w:val="ListBullet"/>
-        <w:bidi/>
-        <w:jc w:val="right"/>
-      </w:pPr>
-      <w:r>
-        <w:rPr>
-          <w:sz w:val="24"/>
-        </w:rPr>
-        <w:t>شؤون الطلاب</w:t>
-      </w:r>
-    </w:p>
-    <w:p>
-      <w:pPr>
-        <w:pStyle w:val="ListBullet"/>
-        <w:bidi/>
-        <w:jc w:val="right"/>
-      </w:pPr>
-      <w:r>
-        <w:rPr>
-          <w:sz w:val="24"/>
-        </w:rPr>
-        <w:t>المالية</w:t>
-      </w:r>
-    </w:p>
-    <w:p>
-      <w:pPr>
-        <w:pStyle w:val="ListBullet"/>
-        <w:bidi/>
-        <w:jc w:val="right"/>
-      </w:pPr>
-      <w:r>
-        <w:rPr>
-          <w:sz w:val="24"/>
-        </w:rPr>
-        <w:t>الخريجين</w:t>
-      </w:r>
-    </w:p>
-    <w:p>
-      <w:pPr>
-        <w:pStyle w:val="ListBullet"/>
-        <w:bidi/>
-        <w:jc w:val="right"/>
-      </w:pPr>
-      <w:r>
-        <w:rPr>
-          <w:sz w:val="24"/>
-        </w:rPr>
-        <w:t>العمادة والإدارة العليا</w:t>
-      </w:r>
-    </w:p>
-    <w:p>
-      <w:pPr>
-        <w:pStyle w:val="ListBullet"/>
-        <w:bidi/>
-        <w:jc w:val="right"/>
-      </w:pPr>
-      <w:r>
-        <w:rPr>
-          <w:sz w:val="24"/>
-        </w:rPr>
-        <w:t>مدير النظام</w:t>
-      </w:r>
-    </w:p>
-    <w:p>
-      <w:pPr>
-        <w:bidi/>
-        <w:jc w:val="right"/>
-      </w:pPr>
-      <w:r>
-        <w:rPr>
-          <w:b/>
-          <w:color w:val="C0392B"/>
-          <w:sz w:val="30"/>
-        </w:rPr>
-        <w:t>1.2 طرق الدخول</w:t>
-      </w:r>
-    </w:p>
-    <w:p>
-      <w:pPr>
-        <w:pStyle w:val="ListBullet"/>
-        <w:bidi/>
-        <w:jc w:val="right"/>
-      </w:pPr>
-      <w:r>
-        <w:rPr>
-          <w:sz w:val="24"/>
-        </w:rPr>
-        <w:t>بوابة الطالب: /portal-login</w:t>
-      </w:r>
-    </w:p>
-    <w:p>
-      <w:pPr>
-        <w:pStyle w:val="ListBullet"/>
-        <w:bidi/>
-        <w:jc w:val="right"/>
-      </w:pPr>
-      <w:r>
-        <w:rPr>
-          <w:sz w:val="24"/>
-        </w:rPr>
-        <w:t>بوابة عضو هيئة التدريس: /portal-login</w:t>
-      </w:r>
-    </w:p>
-    <w:p>
-      <w:pPr>
-        <w:pStyle w:val="ListBullet"/>
-        <w:bidi/>
-        <w:jc w:val="right"/>
-      </w:pPr>
-      <w:r>
-        <w:rPr>
-          <w:sz w:val="24"/>
-        </w:rPr>
-        <w:t>بوابة الموظفين: /staff</w:t>
-      </w:r>
-    </w:p>
-    <w:p>
-      <w:pPr>
-        <w:pStyle w:val="ListBullet"/>
-        <w:bidi/>
-        <w:jc w:val="right"/>
-      </w:pPr>
-      <w:r>
-        <w:rPr>
-          <w:sz w:val="24"/>
-        </w:rPr>
-        <w:t>لوحة الإدارة: /admin/login</w:t>
-      </w:r>
-    </w:p>
-    <w:p>
-      <w:pPr>
-        <w:pStyle w:val="ListBullet"/>
-        <w:bidi/>
-        <w:jc w:val="right"/>
-      </w:pPr>
-      <w:r>
-        <w:rPr>
-          <w:sz w:val="24"/>
-        </w:rPr>
-        <w:t>تطبيق الجوال للطالب: /mobile/student-login</w:t>
+        <w:t>تستهدف الوثيقة جميع المستخدمين: الطلاب، أعضاء هيئة التدريس، الموظفين، الإدارة العليا، ومدير النظام.</w:t>
       </w:r>
     </w:p>
     <w:p>
@@ -500,7 +339,7 @@
           <w:color w:val="1F3A5F"/>
           <w:sz w:val="40"/>
         </w:rPr>
-        <w:t>2. نظرة عامة على النظام</w:t>
+        <w:t>2. خارطة النظام (System Map)</w:t>
       </w:r>
     </w:p>
     <w:p>
@@ -512,178 +351,7 @@
         <w:rPr>
           <w:sz w:val="24"/>
         </w:rPr>
-        <w:t>النظام يعتمد على بنية حديثة (TanStack Start + Lovable Cloud) ويوفر:</w:t>
-      </w:r>
-    </w:p>
-    <w:p>
-      <w:pPr>
-        <w:pStyle w:val="ListBullet"/>
-        <w:bidi/>
-        <w:jc w:val="right"/>
-      </w:pPr>
-      <w:r>
-        <w:rPr>
-          <w:sz w:val="24"/>
-        </w:rPr>
-        <w:t>إدارة كاملة للهيكل الأكاديمي (الأقسام، البرامج، المستويات، المقررات، الخطط).</w:t>
-      </w:r>
-    </w:p>
-    <w:p>
-      <w:pPr>
-        <w:pStyle w:val="ListBullet"/>
-        <w:bidi/>
-        <w:jc w:val="right"/>
-      </w:pPr>
-      <w:r>
-        <w:rPr>
-          <w:sz w:val="24"/>
-        </w:rPr>
-        <w:t>إدارة الطلاب وأعضاء هيئة التدريس والموظفين.</w:t>
-      </w:r>
-    </w:p>
-    <w:p>
-      <w:pPr>
-        <w:pStyle w:val="ListBullet"/>
-        <w:bidi/>
-        <w:jc w:val="right"/>
-      </w:pPr>
-      <w:r>
-        <w:rPr>
-          <w:sz w:val="24"/>
-        </w:rPr>
-        <w:t>نظام استيراد جماعي بـ 17 قالباً جاهزاً.</w:t>
-      </w:r>
-    </w:p>
-    <w:p>
-      <w:pPr>
-        <w:pStyle w:val="ListBullet"/>
-        <w:bidi/>
-        <w:jc w:val="right"/>
-      </w:pPr>
-      <w:r>
-        <w:rPr>
-          <w:sz w:val="24"/>
-        </w:rPr>
-        <w:t>نظام أدوار تنظيمية مرتبط بالأدوار التشغيلية.</w:t>
-      </w:r>
-    </w:p>
-    <w:p>
-      <w:pPr>
-        <w:pStyle w:val="ListBullet"/>
-        <w:bidi/>
-        <w:jc w:val="right"/>
-      </w:pPr>
-      <w:r>
-        <w:rPr>
-          <w:sz w:val="24"/>
-        </w:rPr>
-        <w:t>بوابة طالب ويب + تطبيق جوال PWA يعمل بدون إنترنت.</w:t>
-      </w:r>
-    </w:p>
-    <w:p>
-      <w:pPr>
-        <w:pStyle w:val="ListBullet"/>
-        <w:bidi/>
-        <w:jc w:val="right"/>
-      </w:pPr>
-      <w:r>
-        <w:rPr>
-          <w:sz w:val="24"/>
-        </w:rPr>
-        <w:t>إصدار وثائق رسمية وكشوف درجات.</w:t>
-      </w:r>
-    </w:p>
-    <w:p>
-      <w:pPr>
-        <w:pStyle w:val="ListBullet"/>
-        <w:bidi/>
-        <w:jc w:val="right"/>
-      </w:pPr>
-      <w:r>
-        <w:rPr>
-          <w:sz w:val="24"/>
-        </w:rPr>
-        <w:t>سجلات تدقيق Audit Logs لجميع العمليات الحساسة.</w:t>
-      </w:r>
-    </w:p>
-    <w:p>
-      <w:pPr>
-        <w:bidi/>
-        <w:jc w:val="right"/>
-      </w:pPr>
-      <w:r>
-        <w:rPr>
-          <w:i/>
-          <w:color w:val="666666"/>
-          <w:sz w:val="20"/>
-        </w:rPr>
-        <w:t>[لقطة شاشة مطلوبة: الشاشة الرئيسية للنظام]</w:t>
-      </w:r>
-    </w:p>
-    <w:p>
-      <w:pPr>
-        <w:bidi/>
-        <w:jc w:val="right"/>
-      </w:pPr>
-      <w:r>
-        <w:rPr>
-          <w:b/>
-          <w:color w:val="1F3A5F"/>
-          <w:sz w:val="40"/>
-        </w:rPr>
-        <w:t>3. الهيكل الأكاديمي</w:t>
-      </w:r>
-    </w:p>
-    <w:p>
-      <w:pPr>
-        <w:bidi/>
-        <w:jc w:val="right"/>
-      </w:pPr>
-      <w:r>
-        <w:rPr>
-          <w:sz w:val="24"/>
-        </w:rPr>
-        <w:t>النظام يدعم فصلين دراسيين فقط: الفصل الدراسي الأول والفصل الدراسي الثاني. لا يوجد فصل صيفي.</w:t>
-      </w:r>
-    </w:p>
-    <w:p>
-      <w:pPr>
-        <w:bidi/>
-        <w:jc w:val="right"/>
-      </w:pPr>
-      <w:r>
-        <w:rPr>
-          <w:b/>
-          <w:color w:val="C0392B"/>
-          <w:sz w:val="30"/>
-        </w:rPr>
-        <w:t>3.1 السنة الأكاديمية</w:t>
-      </w:r>
-    </w:p>
-    <w:p>
-      <w:pPr>
-        <w:bidi/>
-        <w:jc w:val="right"/>
-      </w:pPr>
-      <w:r>
-        <w:rPr>
-          <w:sz w:val="24"/>
-        </w:rPr>
-        <w:t>تُنشأ من /admin/academic-core وتتضمن: الاسم (مثل 2026-2027)، تاريخ البداية، تاريخ النهاية، الحالة (نشطة/مؤرشفة).</w:t>
-      </w:r>
-    </w:p>
-    <w:p>
-      <w:pPr>
-        <w:bidi/>
-        <w:jc w:val="right"/>
-      </w:pPr>
-      <w:r>
-        <w:rPr>
-          <w:b/>
-          <w:color w:val="C0392B"/>
-          <w:sz w:val="30"/>
-        </w:rPr>
-        <w:t>3.2 الأقسام والبرامج والمستويات</w:t>
+        <w:t>يتكون النظام من خمس طبقات رئيسية:</w:t>
       </w:r>
     </w:p>
     <w:tbl>
@@ -711,7 +379,7 @@
               <w:rPr>
                 <w:b/>
               </w:rPr>
-              <w:t>العنصر</w:t>
+              <w:t>الطبقة</w:t>
             </w:r>
           </w:p>
         </w:tc>
@@ -728,7 +396,7 @@
               <w:rPr>
                 <w:b/>
               </w:rPr>
-              <w:t>الإدارة من</w:t>
+              <w:t>المكونات</w:t>
             </w:r>
           </w:p>
         </w:tc>
@@ -745,7 +413,7 @@
               <w:rPr>
                 <w:b/>
               </w:rPr>
-              <w:t>ملاحظات</w:t>
+              <w:t>المسارات الأساسية</w:t>
             </w:r>
           </w:p>
         </w:tc>
@@ -761,7 +429,7 @@
               <w:jc w:val="right"/>
             </w:pPr>
             <w:r>
-              <w:t>الأقسام</w:t>
+              <w:t>البوابات العامة</w:t>
             </w:r>
           </w:p>
         </w:tc>
@@ -775,7 +443,7 @@
               <w:jc w:val="right"/>
             </w:pPr>
             <w:r>
-              <w:t>/admin/departments</w:t>
+              <w:t>الموقع، الأقسام، الفعاليات، الأخبار</w:t>
             </w:r>
           </w:p>
         </w:tc>
@@ -789,12 +457,1958 @@
               <w:jc w:val="right"/>
             </w:pPr>
             <w:r>
-              <w:t>اسم عربي/إنجليزي + كود</w:t>
+              <w:t>/, /about, /departments, /events, /news, /research, /faculty</w:t>
             </w:r>
           </w:p>
         </w:tc>
       </w:tr>
       <w:tr>
+        <w:tc>
+          <w:tcPr>
+            <w:tcW w:type="dxa" w:w="2880"/>
+          </w:tcPr>
+          <w:p>
+            <w:pPr>
+              <w:bidi/>
+              <w:jc w:val="right"/>
+            </w:pPr>
+            <w:r>
+              <w:t>بوابة الطالب (ويب)</w:t>
+            </w:r>
+          </w:p>
+        </w:tc>
+        <w:tc>
+          <w:tcPr>
+            <w:tcW w:type="dxa" w:w="2880"/>
+          </w:tcPr>
+          <w:p>
+            <w:pPr>
+              <w:bidi/>
+              <w:jc w:val="right"/>
+            </w:pPr>
+            <w:r>
+              <w:t>الرئيسية، السجل، الجدول</w:t>
+            </w:r>
+          </w:p>
+        </w:tc>
+        <w:tc>
+          <w:tcPr>
+            <w:tcW w:type="dxa" w:w="2880"/>
+          </w:tcPr>
+          <w:p>
+            <w:pPr>
+              <w:bidi/>
+              <w:jc w:val="right"/>
+            </w:pPr>
+            <w:r>
+              <w:t>/portal-login, /student, /student/progress, /student/schedule</w:t>
+            </w:r>
+          </w:p>
+        </w:tc>
+      </w:tr>
+      <w:tr>
+        <w:tc>
+          <w:tcPr>
+            <w:tcW w:type="dxa" w:w="2880"/>
+          </w:tcPr>
+          <w:p>
+            <w:pPr>
+              <w:bidi/>
+              <w:jc w:val="right"/>
+            </w:pPr>
+            <w:r>
+              <w:t>تطبيق الجوال PWA</w:t>
+            </w:r>
+          </w:p>
+        </w:tc>
+        <w:tc>
+          <w:tcPr>
+            <w:tcW w:type="dxa" w:w="2880"/>
+          </w:tcPr>
+          <w:p>
+            <w:pPr>
+              <w:bidi/>
+              <w:jc w:val="right"/>
+            </w:pPr>
+            <w:r>
+              <w:t>النسخة المحمولة</w:t>
+            </w:r>
+          </w:p>
+        </w:tc>
+        <w:tc>
+          <w:tcPr>
+            <w:tcW w:type="dxa" w:w="2880"/>
+          </w:tcPr>
+          <w:p>
+            <w:pPr>
+              <w:bidi/>
+              <w:jc w:val="right"/>
+            </w:pPr>
+            <w:r>
+              <w:t>/mobile/student-login, /mobile/student/*</w:t>
+            </w:r>
+          </w:p>
+        </w:tc>
+      </w:tr>
+      <w:tr>
+        <w:tc>
+          <w:tcPr>
+            <w:tcW w:type="dxa" w:w="2880"/>
+          </w:tcPr>
+          <w:p>
+            <w:pPr>
+              <w:bidi/>
+              <w:jc w:val="right"/>
+            </w:pPr>
+            <w:r>
+              <w:t>بوابة عضو هيئة التدريس</w:t>
+            </w:r>
+          </w:p>
+        </w:tc>
+        <w:tc>
+          <w:tcPr>
+            <w:tcW w:type="dxa" w:w="2880"/>
+          </w:tcPr>
+          <w:p>
+            <w:pPr>
+              <w:bidi/>
+              <w:jc w:val="right"/>
+            </w:pPr>
+            <w:r>
+              <w:t>الجدول، تقدم الطلاب</w:t>
+            </w:r>
+          </w:p>
+        </w:tc>
+        <w:tc>
+          <w:tcPr>
+            <w:tcW w:type="dxa" w:w="2880"/>
+          </w:tcPr>
+          <w:p>
+            <w:pPr>
+              <w:bidi/>
+              <w:jc w:val="right"/>
+            </w:pPr>
+            <w:r>
+              <w:t>/faculty-portal/*</w:t>
+            </w:r>
+          </w:p>
+        </w:tc>
+      </w:tr>
+      <w:tr>
+        <w:tc>
+          <w:tcPr>
+            <w:tcW w:type="dxa" w:w="2880"/>
+          </w:tcPr>
+          <w:p>
+            <w:pPr>
+              <w:bidi/>
+              <w:jc w:val="right"/>
+            </w:pPr>
+            <w:r>
+              <w:t>لوحة الإدارة</w:t>
+            </w:r>
+          </w:p>
+        </w:tc>
+        <w:tc>
+          <w:tcPr>
+            <w:tcW w:type="dxa" w:w="2880"/>
+          </w:tcPr>
+          <w:p>
+            <w:pPr>
+              <w:bidi/>
+              <w:jc w:val="right"/>
+            </w:pPr>
+            <w:r>
+              <w:t>39 صفحة إدارية</w:t>
+            </w:r>
+          </w:p>
+        </w:tc>
+        <w:tc>
+          <w:tcPr>
+            <w:tcW w:type="dxa" w:w="2880"/>
+          </w:tcPr>
+          <w:p>
+            <w:pPr>
+              <w:bidi/>
+              <w:jc w:val="right"/>
+            </w:pPr>
+            <w:r>
+              <w:t>/admin/*</w:t>
+            </w:r>
+          </w:p>
+        </w:tc>
+      </w:tr>
+    </w:tbl>
+    <w:p/>
+    <w:p>
+      <w:pPr>
+        <w:bidi/>
+        <w:jc w:val="right"/>
+      </w:pPr>
+      <w:r>
+        <w:rPr>
+          <w:i/>
+          <w:color w:val="666666"/>
+          <w:sz w:val="20"/>
+        </w:rPr>
+        <w:t>[لقطة شاشة مطلوبة: خارطة النظام]</w:t>
+      </w:r>
+    </w:p>
+    <w:p>
+      <w:pPr>
+        <w:bidi/>
+        <w:jc w:val="right"/>
+      </w:pPr>
+      <w:r>
+        <w:rPr>
+          <w:i/>
+          <w:color w:val="888888"/>
+          <w:sz w:val="18"/>
+        </w:rPr>
+        <w:t xml:space="preserve">    ↳ رسم تخطيطي يوضح الطبقات الخمس وعلاقاتها</w:t>
+      </w:r>
+    </w:p>
+    <w:p>
+      <w:pPr>
+        <w:bidi/>
+        <w:jc w:val="right"/>
+      </w:pPr>
+      <w:r>
+        <w:rPr>
+          <w:b/>
+          <w:color w:val="1F3A5F"/>
+          <w:sz w:val="40"/>
+        </w:rPr>
+        <w:t>3. هيكل المستخدمين</w:t>
+      </w:r>
+    </w:p>
+    <w:p>
+      <w:pPr>
+        <w:bidi/>
+        <w:jc w:val="right"/>
+      </w:pPr>
+      <w:r>
+        <w:rPr>
+          <w:sz w:val="24"/>
+        </w:rPr>
+        <w:t>يدعم النظام 18 دوراً تنظيمياً مرتبطة بـ12 دوراً تشغيلياً.</w:t>
+      </w:r>
+    </w:p>
+    <w:tbl>
+      <w:tblPr>
+        <w:tblStyle w:val="LightGrid-Accent1"/>
+        <w:tblW w:type="auto" w:w="0"/>
+        <w:tblLook w:firstColumn="1" w:firstRow="1" w:lastColumn="0" w:lastRow="0" w:noHBand="0" w:noVBand="1" w:val="04A0"/>
+      </w:tblPr>
+      <w:tblGrid>
+        <w:gridCol w:w="2880"/>
+        <w:gridCol w:w="2880"/>
+        <w:gridCol w:w="2880"/>
+      </w:tblGrid>
+      <w:tr>
+        <w:tc>
+          <w:tcPr>
+            <w:tcW w:type="dxa" w:w="2880"/>
+          </w:tcPr>
+          <w:p>
+            <w:pPr>
+              <w:bidi/>
+              <w:jc w:val="right"/>
+            </w:pPr>
+            <w:r>
+              <w:rPr>
+                <w:b/>
+              </w:rPr>
+              <w:t>الفئة</w:t>
+            </w:r>
+          </w:p>
+        </w:tc>
+        <w:tc>
+          <w:tcPr>
+            <w:tcW w:type="dxa" w:w="2880"/>
+          </w:tcPr>
+          <w:p>
+            <w:pPr>
+              <w:bidi/>
+              <w:jc w:val="right"/>
+            </w:pPr>
+            <w:r>
+              <w:rPr>
+                <w:b/>
+              </w:rPr>
+              <w:t>الأدوار</w:t>
+            </w:r>
+          </w:p>
+        </w:tc>
+        <w:tc>
+          <w:tcPr>
+            <w:tcW w:type="dxa" w:w="2880"/>
+          </w:tcPr>
+          <w:p>
+            <w:pPr>
+              <w:bidi/>
+              <w:jc w:val="right"/>
+            </w:pPr>
+            <w:r>
+              <w:rPr>
+                <w:b/>
+              </w:rPr>
+              <w:t>البوابة</w:t>
+            </w:r>
+          </w:p>
+        </w:tc>
+      </w:tr>
+      <w:tr>
+        <w:tc>
+          <w:tcPr>
+            <w:tcW w:type="dxa" w:w="2880"/>
+          </w:tcPr>
+          <w:p>
+            <w:pPr>
+              <w:bidi/>
+              <w:jc w:val="right"/>
+            </w:pPr>
+            <w:r>
+              <w:t>الإدارة العليا</w:t>
+            </w:r>
+          </w:p>
+        </w:tc>
+        <w:tc>
+          <w:tcPr>
+            <w:tcW w:type="dxa" w:w="2880"/>
+          </w:tcPr>
+          <w:p>
+            <w:pPr>
+              <w:bidi/>
+              <w:jc w:val="right"/>
+            </w:pPr>
+            <w:r>
+              <w:t>dean, vice_dean, system_admin, admin</w:t>
+            </w:r>
+          </w:p>
+        </w:tc>
+        <w:tc>
+          <w:tcPr>
+            <w:tcW w:type="dxa" w:w="2880"/>
+          </w:tcPr>
+          <w:p>
+            <w:pPr>
+              <w:bidi/>
+              <w:jc w:val="right"/>
+            </w:pPr>
+            <w:r>
+              <w:t>/admin</w:t>
+            </w:r>
+          </w:p>
+        </w:tc>
+      </w:tr>
+      <w:tr>
+        <w:tc>
+          <w:tcPr>
+            <w:tcW w:type="dxa" w:w="2880"/>
+          </w:tcPr>
+          <w:p>
+            <w:pPr>
+              <w:bidi/>
+              <w:jc w:val="right"/>
+            </w:pPr>
+            <w:r>
+              <w:t>القبول والتسجيل</w:t>
+            </w:r>
+          </w:p>
+        </w:tc>
+        <w:tc>
+          <w:tcPr>
+            <w:tcW w:type="dxa" w:w="2880"/>
+          </w:tcPr>
+          <w:p>
+            <w:pPr>
+              <w:bidi/>
+              <w:jc w:val="right"/>
+            </w:pPr>
+            <w:r>
+              <w:t>registrar_director, registrar_officer</w:t>
+            </w:r>
+          </w:p>
+        </w:tc>
+        <w:tc>
+          <w:tcPr>
+            <w:tcW w:type="dxa" w:w="2880"/>
+          </w:tcPr>
+          <w:p>
+            <w:pPr>
+              <w:bidi/>
+              <w:jc w:val="right"/>
+            </w:pPr>
+            <w:r>
+              <w:t>/admin</w:t>
+            </w:r>
+          </w:p>
+        </w:tc>
+      </w:tr>
+      <w:tr>
+        <w:tc>
+          <w:tcPr>
+            <w:tcW w:type="dxa" w:w="2880"/>
+          </w:tcPr>
+          <w:p>
+            <w:pPr>
+              <w:bidi/>
+              <w:jc w:val="right"/>
+            </w:pPr>
+            <w:r>
+              <w:t>شؤون الطلاب</w:t>
+            </w:r>
+          </w:p>
+        </w:tc>
+        <w:tc>
+          <w:tcPr>
+            <w:tcW w:type="dxa" w:w="2880"/>
+          </w:tcPr>
+          <w:p>
+            <w:pPr>
+              <w:bidi/>
+              <w:jc w:val="right"/>
+            </w:pPr>
+            <w:r>
+              <w:t>student_affairs_director, student_affairs_officer</w:t>
+            </w:r>
+          </w:p>
+        </w:tc>
+        <w:tc>
+          <w:tcPr>
+            <w:tcW w:type="dxa" w:w="2880"/>
+          </w:tcPr>
+          <w:p>
+            <w:pPr>
+              <w:bidi/>
+              <w:jc w:val="right"/>
+            </w:pPr>
+            <w:r>
+              <w:t>/admin</w:t>
+            </w:r>
+          </w:p>
+        </w:tc>
+      </w:tr>
+      <w:tr>
+        <w:tc>
+          <w:tcPr>
+            <w:tcW w:type="dxa" w:w="2880"/>
+          </w:tcPr>
+          <w:p>
+            <w:pPr>
+              <w:bidi/>
+              <w:jc w:val="right"/>
+            </w:pPr>
+            <w:r>
+              <w:t>المالية</w:t>
+            </w:r>
+          </w:p>
+        </w:tc>
+        <w:tc>
+          <w:tcPr>
+            <w:tcW w:type="dxa" w:w="2880"/>
+          </w:tcPr>
+          <w:p>
+            <w:pPr>
+              <w:bidi/>
+              <w:jc w:val="right"/>
+            </w:pPr>
+            <w:r>
+              <w:t>finance_director, finance_officer</w:t>
+            </w:r>
+          </w:p>
+        </w:tc>
+        <w:tc>
+          <w:tcPr>
+            <w:tcW w:type="dxa" w:w="2880"/>
+          </w:tcPr>
+          <w:p>
+            <w:pPr>
+              <w:bidi/>
+              <w:jc w:val="right"/>
+            </w:pPr>
+            <w:r>
+              <w:t>/admin</w:t>
+            </w:r>
+          </w:p>
+        </w:tc>
+      </w:tr>
+      <w:tr>
+        <w:tc>
+          <w:tcPr>
+            <w:tcW w:type="dxa" w:w="2880"/>
+          </w:tcPr>
+          <w:p>
+            <w:pPr>
+              <w:bidi/>
+              <w:jc w:val="right"/>
+            </w:pPr>
+            <w:r>
+              <w:t>الخريجين</w:t>
+            </w:r>
+          </w:p>
+        </w:tc>
+        <w:tc>
+          <w:tcPr>
+            <w:tcW w:type="dxa" w:w="2880"/>
+          </w:tcPr>
+          <w:p>
+            <w:pPr>
+              <w:bidi/>
+              <w:jc w:val="right"/>
+            </w:pPr>
+            <w:r>
+              <w:t>graduates_director, graduates_officer</w:t>
+            </w:r>
+          </w:p>
+        </w:tc>
+        <w:tc>
+          <w:tcPr>
+            <w:tcW w:type="dxa" w:w="2880"/>
+          </w:tcPr>
+          <w:p>
+            <w:pPr>
+              <w:bidi/>
+              <w:jc w:val="right"/>
+            </w:pPr>
+            <w:r>
+              <w:t>/admin</w:t>
+            </w:r>
+          </w:p>
+        </w:tc>
+      </w:tr>
+      <w:tr>
+        <w:tc>
+          <w:tcPr>
+            <w:tcW w:type="dxa" w:w="2880"/>
+          </w:tcPr>
+          <w:p>
+            <w:pPr>
+              <w:bidi/>
+              <w:jc w:val="right"/>
+            </w:pPr>
+            <w:r>
+              <w:t>الجودة</w:t>
+            </w:r>
+          </w:p>
+        </w:tc>
+        <w:tc>
+          <w:tcPr>
+            <w:tcW w:type="dxa" w:w="2880"/>
+          </w:tcPr>
+          <w:p>
+            <w:pPr>
+              <w:bidi/>
+              <w:jc w:val="right"/>
+            </w:pPr>
+            <w:r>
+              <w:t>quality_director, quality_officer</w:t>
+            </w:r>
+          </w:p>
+        </w:tc>
+        <w:tc>
+          <w:tcPr>
+            <w:tcW w:type="dxa" w:w="2880"/>
+          </w:tcPr>
+          <w:p>
+            <w:pPr>
+              <w:bidi/>
+              <w:jc w:val="right"/>
+            </w:pPr>
+            <w:r>
+              <w:t>/admin (عرض فقط)</w:t>
+            </w:r>
+          </w:p>
+        </w:tc>
+      </w:tr>
+      <w:tr>
+        <w:tc>
+          <w:tcPr>
+            <w:tcW w:type="dxa" w:w="2880"/>
+          </w:tcPr>
+          <w:p>
+            <w:pPr>
+              <w:bidi/>
+              <w:jc w:val="right"/>
+            </w:pPr>
+            <w:r>
+              <w:t>أعضاء هيئة التدريس</w:t>
+            </w:r>
+          </w:p>
+        </w:tc>
+        <w:tc>
+          <w:tcPr>
+            <w:tcW w:type="dxa" w:w="2880"/>
+          </w:tcPr>
+          <w:p>
+            <w:pPr>
+              <w:bidi/>
+              <w:jc w:val="right"/>
+            </w:pPr>
+            <w:r>
+              <w:t>faculty_member, department_head</w:t>
+            </w:r>
+          </w:p>
+        </w:tc>
+        <w:tc>
+          <w:tcPr>
+            <w:tcW w:type="dxa" w:w="2880"/>
+          </w:tcPr>
+          <w:p>
+            <w:pPr>
+              <w:bidi/>
+              <w:jc w:val="right"/>
+            </w:pPr>
+            <w:r>
+              <w:t>/faculty-portal</w:t>
+            </w:r>
+          </w:p>
+        </w:tc>
+      </w:tr>
+      <w:tr>
+        <w:tc>
+          <w:tcPr>
+            <w:tcW w:type="dxa" w:w="2880"/>
+          </w:tcPr>
+          <w:p>
+            <w:pPr>
+              <w:bidi/>
+              <w:jc w:val="right"/>
+            </w:pPr>
+            <w:r>
+              <w:t>الطلاب</w:t>
+            </w:r>
+          </w:p>
+        </w:tc>
+        <w:tc>
+          <w:tcPr>
+            <w:tcW w:type="dxa" w:w="2880"/>
+          </w:tcPr>
+          <w:p>
+            <w:pPr>
+              <w:bidi/>
+              <w:jc w:val="right"/>
+            </w:pPr>
+            <w:r>
+              <w:t>student</w:t>
+            </w:r>
+          </w:p>
+        </w:tc>
+        <w:tc>
+          <w:tcPr>
+            <w:tcW w:type="dxa" w:w="2880"/>
+          </w:tcPr>
+          <w:p>
+            <w:pPr>
+              <w:bidi/>
+              <w:jc w:val="right"/>
+            </w:pPr>
+            <w:r>
+              <w:t>/student + /mobile/student</w:t>
+            </w:r>
+          </w:p>
+        </w:tc>
+      </w:tr>
+    </w:tbl>
+    <w:p/>
+    <w:p>
+      <w:pPr>
+        <w:bidi/>
+        <w:jc w:val="right"/>
+      </w:pPr>
+      <w:r>
+        <w:rPr>
+          <w:b/>
+          <w:color w:val="1F3A5F"/>
+          <w:sz w:val="40"/>
+        </w:rPr>
+        <w:t>4. دورة حياة الطالب داخل النظام</w:t>
+      </w:r>
+    </w:p>
+    <w:tbl>
+      <w:tblPr>
+        <w:tblStyle w:val="LightGrid-Accent1"/>
+        <w:tblW w:type="auto" w:w="0"/>
+        <w:tblLook w:firstColumn="1" w:firstRow="1" w:lastColumn="0" w:lastRow="0" w:noHBand="0" w:noVBand="1" w:val="04A0"/>
+      </w:tblPr>
+      <w:tblGrid>
+        <w:gridCol w:w="2160"/>
+        <w:gridCol w:w="2160"/>
+        <w:gridCol w:w="2160"/>
+        <w:gridCol w:w="2160"/>
+      </w:tblGrid>
+      <w:tr>
+        <w:tc>
+          <w:tcPr>
+            <w:tcW w:type="dxa" w:w="2160"/>
+          </w:tcPr>
+          <w:p>
+            <w:pPr>
+              <w:bidi/>
+              <w:jc w:val="right"/>
+            </w:pPr>
+            <w:r>
+              <w:rPr>
+                <w:b/>
+              </w:rPr>
+              <w:t>المرحلة</w:t>
+            </w:r>
+          </w:p>
+        </w:tc>
+        <w:tc>
+          <w:tcPr>
+            <w:tcW w:type="dxa" w:w="2160"/>
+          </w:tcPr>
+          <w:p>
+            <w:pPr>
+              <w:bidi/>
+              <w:jc w:val="right"/>
+            </w:pPr>
+            <w:r>
+              <w:rPr>
+                <w:b/>
+              </w:rPr>
+              <w:t>العملية</w:t>
+            </w:r>
+          </w:p>
+        </w:tc>
+        <w:tc>
+          <w:tcPr>
+            <w:tcW w:type="dxa" w:w="2160"/>
+          </w:tcPr>
+          <w:p>
+            <w:pPr>
+              <w:bidi/>
+              <w:jc w:val="right"/>
+            </w:pPr>
+            <w:r>
+              <w:rPr>
+                <w:b/>
+              </w:rPr>
+              <w:t>المسؤول</w:t>
+            </w:r>
+          </w:p>
+        </w:tc>
+        <w:tc>
+          <w:tcPr>
+            <w:tcW w:type="dxa" w:w="2160"/>
+          </w:tcPr>
+          <w:p>
+            <w:pPr>
+              <w:bidi/>
+              <w:jc w:val="right"/>
+            </w:pPr>
+            <w:r>
+              <w:rPr>
+                <w:b/>
+              </w:rPr>
+              <w:t>الصفحة</w:t>
+            </w:r>
+          </w:p>
+        </w:tc>
+      </w:tr>
+      <w:tr>
+        <w:tc>
+          <w:tcPr>
+            <w:tcW w:type="dxa" w:w="2160"/>
+          </w:tcPr>
+          <w:p>
+            <w:pPr>
+              <w:bidi/>
+              <w:jc w:val="right"/>
+            </w:pPr>
+            <w:r>
+              <w:t>1. القبول</w:t>
+            </w:r>
+          </w:p>
+        </w:tc>
+        <w:tc>
+          <w:tcPr>
+            <w:tcW w:type="dxa" w:w="2160"/>
+          </w:tcPr>
+          <w:p>
+            <w:pPr>
+              <w:bidi/>
+              <w:jc w:val="right"/>
+            </w:pPr>
+            <w:r>
+              <w:t>استيراد بيانات الطالب</w:t>
+            </w:r>
+          </w:p>
+        </w:tc>
+        <w:tc>
+          <w:tcPr>
+            <w:tcW w:type="dxa" w:w="2160"/>
+          </w:tcPr>
+          <w:p>
+            <w:pPr>
+              <w:bidi/>
+              <w:jc w:val="right"/>
+            </w:pPr>
+            <w:r>
+              <w:t>registrar</w:t>
+            </w:r>
+          </w:p>
+        </w:tc>
+        <w:tc>
+          <w:tcPr>
+            <w:tcW w:type="dxa" w:w="2160"/>
+          </w:tcPr>
+          <w:p>
+            <w:pPr>
+              <w:bidi/>
+              <w:jc w:val="right"/>
+            </w:pPr>
+            <w:r>
+              <w:t>/admin/imports (students)</w:t>
+            </w:r>
+          </w:p>
+        </w:tc>
+      </w:tr>
+      <w:tr>
+        <w:tc>
+          <w:tcPr>
+            <w:tcW w:type="dxa" w:w="2160"/>
+          </w:tcPr>
+          <w:p>
+            <w:pPr>
+              <w:bidi/>
+              <w:jc w:val="right"/>
+            </w:pPr>
+            <w:r>
+              <w:t>2. إنشاء الحساب</w:t>
+            </w:r>
+          </w:p>
+        </w:tc>
+        <w:tc>
+          <w:tcPr>
+            <w:tcW w:type="dxa" w:w="2160"/>
+          </w:tcPr>
+          <w:p>
+            <w:pPr>
+              <w:bidi/>
+              <w:jc w:val="right"/>
+            </w:pPr>
+            <w:r>
+              <w:t>استيراد حسابات الطلاب</w:t>
+            </w:r>
+          </w:p>
+        </w:tc>
+        <w:tc>
+          <w:tcPr>
+            <w:tcW w:type="dxa" w:w="2160"/>
+          </w:tcPr>
+          <w:p>
+            <w:pPr>
+              <w:bidi/>
+              <w:jc w:val="right"/>
+            </w:pPr>
+            <w:r>
+              <w:t>admin</w:t>
+            </w:r>
+          </w:p>
+        </w:tc>
+        <w:tc>
+          <w:tcPr>
+            <w:tcW w:type="dxa" w:w="2160"/>
+          </w:tcPr>
+          <w:p>
+            <w:pPr>
+              <w:bidi/>
+              <w:jc w:val="right"/>
+            </w:pPr>
+            <w:r>
+              <w:t>/admin/imports (student_accounts)</w:t>
+            </w:r>
+          </w:p>
+        </w:tc>
+      </w:tr>
+      <w:tr>
+        <w:tc>
+          <w:tcPr>
+            <w:tcW w:type="dxa" w:w="2160"/>
+          </w:tcPr>
+          <w:p>
+            <w:pPr>
+              <w:bidi/>
+              <w:jc w:val="right"/>
+            </w:pPr>
+            <w:r>
+              <w:t>3. التسجيل</w:t>
+            </w:r>
+          </w:p>
+        </w:tc>
+        <w:tc>
+          <w:tcPr>
+            <w:tcW w:type="dxa" w:w="2160"/>
+          </w:tcPr>
+          <w:p>
+            <w:pPr>
+              <w:bidi/>
+              <w:jc w:val="right"/>
+            </w:pPr>
+            <w:r>
+              <w:t>تسجيل المقررات</w:t>
+            </w:r>
+          </w:p>
+        </w:tc>
+        <w:tc>
+          <w:tcPr>
+            <w:tcW w:type="dxa" w:w="2160"/>
+          </w:tcPr>
+          <w:p>
+            <w:pPr>
+              <w:bidi/>
+              <w:jc w:val="right"/>
+            </w:pPr>
+            <w:r>
+              <w:t>registrar</w:t>
+            </w:r>
+          </w:p>
+        </w:tc>
+        <w:tc>
+          <w:tcPr>
+            <w:tcW w:type="dxa" w:w="2160"/>
+          </w:tcPr>
+          <w:p>
+            <w:pPr>
+              <w:bidi/>
+              <w:jc w:val="right"/>
+            </w:pPr>
+            <w:r>
+              <w:t>/admin/enrollments</w:t>
+            </w:r>
+          </w:p>
+        </w:tc>
+      </w:tr>
+      <w:tr>
+        <w:tc>
+          <w:tcPr>
+            <w:tcW w:type="dxa" w:w="2160"/>
+          </w:tcPr>
+          <w:p>
+            <w:pPr>
+              <w:bidi/>
+              <w:jc w:val="right"/>
+            </w:pPr>
+            <w:r>
+              <w:t>4. الدراسة</w:t>
+            </w:r>
+          </w:p>
+        </w:tc>
+        <w:tc>
+          <w:tcPr>
+            <w:tcW w:type="dxa" w:w="2160"/>
+          </w:tcPr>
+          <w:p>
+            <w:pPr>
+              <w:bidi/>
+              <w:jc w:val="right"/>
+            </w:pPr>
+            <w:r>
+              <w:t>حضور المحاضرات والاختبارات</w:t>
+            </w:r>
+          </w:p>
+        </w:tc>
+        <w:tc>
+          <w:tcPr>
+            <w:tcW w:type="dxa" w:w="2160"/>
+          </w:tcPr>
+          <w:p>
+            <w:pPr>
+              <w:bidi/>
+              <w:jc w:val="right"/>
+            </w:pPr>
+            <w:r>
+              <w:t>student</w:t>
+            </w:r>
+          </w:p>
+        </w:tc>
+        <w:tc>
+          <w:tcPr>
+            <w:tcW w:type="dxa" w:w="2160"/>
+          </w:tcPr>
+          <w:p>
+            <w:pPr>
+              <w:bidi/>
+              <w:jc w:val="right"/>
+            </w:pPr>
+            <w:r>
+              <w:t>/student, /mobile/student</w:t>
+            </w:r>
+          </w:p>
+        </w:tc>
+      </w:tr>
+      <w:tr>
+        <w:tc>
+          <w:tcPr>
+            <w:tcW w:type="dxa" w:w="2160"/>
+          </w:tcPr>
+          <w:p>
+            <w:pPr>
+              <w:bidi/>
+              <w:jc w:val="right"/>
+            </w:pPr>
+            <w:r>
+              <w:t>5. الدرجات</w:t>
+            </w:r>
+          </w:p>
+        </w:tc>
+        <w:tc>
+          <w:tcPr>
+            <w:tcW w:type="dxa" w:w="2160"/>
+          </w:tcPr>
+          <w:p>
+            <w:pPr>
+              <w:bidi/>
+              <w:jc w:val="right"/>
+            </w:pPr>
+            <w:r>
+              <w:t>إدخال الدرجات</w:t>
+            </w:r>
+          </w:p>
+        </w:tc>
+        <w:tc>
+          <w:tcPr>
+            <w:tcW w:type="dxa" w:w="2160"/>
+          </w:tcPr>
+          <w:p>
+            <w:pPr>
+              <w:bidi/>
+              <w:jc w:val="right"/>
+            </w:pPr>
+            <w:r>
+              <w:t>faculty</w:t>
+            </w:r>
+          </w:p>
+        </w:tc>
+        <w:tc>
+          <w:tcPr>
+            <w:tcW w:type="dxa" w:w="2160"/>
+          </w:tcPr>
+          <w:p>
+            <w:pPr>
+              <w:bidi/>
+              <w:jc w:val="right"/>
+            </w:pPr>
+            <w:r>
+              <w:t>/faculty-portal</w:t>
+            </w:r>
+          </w:p>
+        </w:tc>
+      </w:tr>
+      <w:tr>
+        <w:tc>
+          <w:tcPr>
+            <w:tcW w:type="dxa" w:w="2160"/>
+          </w:tcPr>
+          <w:p>
+            <w:pPr>
+              <w:bidi/>
+              <w:jc w:val="right"/>
+            </w:pPr>
+            <w:r>
+              <w:t>6. الاعتماد</w:t>
+            </w:r>
+          </w:p>
+        </w:tc>
+        <w:tc>
+          <w:tcPr>
+            <w:tcW w:type="dxa" w:w="2160"/>
+          </w:tcPr>
+          <w:p>
+            <w:pPr>
+              <w:bidi/>
+              <w:jc w:val="right"/>
+            </w:pPr>
+            <w:r>
+              <w:t>اعتماد الدرجات</w:t>
+            </w:r>
+          </w:p>
+        </w:tc>
+        <w:tc>
+          <w:tcPr>
+            <w:tcW w:type="dxa" w:w="2160"/>
+          </w:tcPr>
+          <w:p>
+            <w:pPr>
+              <w:bidi/>
+              <w:jc w:val="right"/>
+            </w:pPr>
+            <w:r>
+              <w:t>department_head</w:t>
+            </w:r>
+          </w:p>
+        </w:tc>
+        <w:tc>
+          <w:tcPr>
+            <w:tcW w:type="dxa" w:w="2160"/>
+          </w:tcPr>
+          <w:p>
+            <w:pPr>
+              <w:bidi/>
+              <w:jc w:val="right"/>
+            </w:pPr>
+            <w:r>
+              <w:t>/admin/grades</w:t>
+            </w:r>
+          </w:p>
+        </w:tc>
+      </w:tr>
+      <w:tr>
+        <w:tc>
+          <w:tcPr>
+            <w:tcW w:type="dxa" w:w="2160"/>
+          </w:tcPr>
+          <w:p>
+            <w:pPr>
+              <w:bidi/>
+              <w:jc w:val="right"/>
+            </w:pPr>
+            <w:r>
+              <w:t>7. الطلبات</w:t>
+            </w:r>
+          </w:p>
+        </w:tc>
+        <w:tc>
+          <w:tcPr>
+            <w:tcW w:type="dxa" w:w="2160"/>
+          </w:tcPr>
+          <w:p>
+            <w:pPr>
+              <w:bidi/>
+              <w:jc w:val="right"/>
+            </w:pPr>
+            <w:r>
+              <w:t>تقديم الطلبات الرسمية</w:t>
+            </w:r>
+          </w:p>
+        </w:tc>
+        <w:tc>
+          <w:tcPr>
+            <w:tcW w:type="dxa" w:w="2160"/>
+          </w:tcPr>
+          <w:p>
+            <w:pPr>
+              <w:bidi/>
+              <w:jc w:val="right"/>
+            </w:pPr>
+            <w:r>
+              <w:t>student</w:t>
+            </w:r>
+          </w:p>
+        </w:tc>
+        <w:tc>
+          <w:tcPr>
+            <w:tcW w:type="dxa" w:w="2160"/>
+          </w:tcPr>
+          <w:p>
+            <w:pPr>
+              <w:bidi/>
+              <w:jc w:val="right"/>
+            </w:pPr>
+            <w:r>
+              <w:t>/mobile/student/requests</w:t>
+            </w:r>
+          </w:p>
+        </w:tc>
+      </w:tr>
+      <w:tr>
+        <w:tc>
+          <w:tcPr>
+            <w:tcW w:type="dxa" w:w="2160"/>
+          </w:tcPr>
+          <w:p>
+            <w:pPr>
+              <w:bidi/>
+              <w:jc w:val="right"/>
+            </w:pPr>
+            <w:r>
+              <w:t>8. التخرج</w:t>
+            </w:r>
+          </w:p>
+        </w:tc>
+        <w:tc>
+          <w:tcPr>
+            <w:tcW w:type="dxa" w:w="2160"/>
+          </w:tcPr>
+          <w:p>
+            <w:pPr>
+              <w:bidi/>
+              <w:jc w:val="right"/>
+            </w:pPr>
+            <w:r>
+              <w:t>ترشيح للتخرج</w:t>
+            </w:r>
+          </w:p>
+        </w:tc>
+        <w:tc>
+          <w:tcPr>
+            <w:tcW w:type="dxa" w:w="2160"/>
+          </w:tcPr>
+          <w:p>
+            <w:pPr>
+              <w:bidi/>
+              <w:jc w:val="right"/>
+            </w:pPr>
+            <w:r>
+              <w:t>registrar</w:t>
+            </w:r>
+          </w:p>
+        </w:tc>
+        <w:tc>
+          <w:tcPr>
+            <w:tcW w:type="dxa" w:w="2160"/>
+          </w:tcPr>
+          <w:p>
+            <w:pPr>
+              <w:bidi/>
+              <w:jc w:val="right"/>
+            </w:pPr>
+            <w:r>
+              <w:t>/admin/graduation-candidates</w:t>
+            </w:r>
+          </w:p>
+        </w:tc>
+      </w:tr>
+      <w:tr>
+        <w:tc>
+          <w:tcPr>
+            <w:tcW w:type="dxa" w:w="2160"/>
+          </w:tcPr>
+          <w:p>
+            <w:pPr>
+              <w:bidi/>
+              <w:jc w:val="right"/>
+            </w:pPr>
+            <w:r>
+              <w:t>9. الخريجين</w:t>
+            </w:r>
+          </w:p>
+        </w:tc>
+        <w:tc>
+          <w:tcPr>
+            <w:tcW w:type="dxa" w:w="2160"/>
+          </w:tcPr>
+          <w:p>
+            <w:pPr>
+              <w:bidi/>
+              <w:jc w:val="right"/>
+            </w:pPr>
+            <w:r>
+              <w:t>حفظ في سجل الخريجين</w:t>
+            </w:r>
+          </w:p>
+        </w:tc>
+        <w:tc>
+          <w:tcPr>
+            <w:tcW w:type="dxa" w:w="2160"/>
+          </w:tcPr>
+          <w:p>
+            <w:pPr>
+              <w:bidi/>
+              <w:jc w:val="right"/>
+            </w:pPr>
+            <w:r>
+              <w:t>graduates</w:t>
+            </w:r>
+          </w:p>
+        </w:tc>
+        <w:tc>
+          <w:tcPr>
+            <w:tcW w:type="dxa" w:w="2160"/>
+          </w:tcPr>
+          <w:p>
+            <w:pPr>
+              <w:bidi/>
+              <w:jc w:val="right"/>
+            </w:pPr>
+            <w:r>
+              <w:t>/admin (graduates)</w:t>
+            </w:r>
+          </w:p>
+        </w:tc>
+      </w:tr>
+    </w:tbl>
+    <w:p/>
+    <w:p>
+      <w:pPr>
+        <w:bidi/>
+        <w:jc w:val="right"/>
+      </w:pPr>
+      <w:r>
+        <w:rPr>
+          <w:b/>
+          <w:color w:val="1F3A5F"/>
+          <w:sz w:val="40"/>
+        </w:rPr>
+        <w:t>5. دورة حياة عضو هيئة التدريس</w:t>
+      </w:r>
+    </w:p>
+    <w:tbl>
+      <w:tblPr>
+        <w:tblStyle w:val="LightGrid-Accent1"/>
+        <w:tblW w:type="auto" w:w="0"/>
+        <w:tblLook w:firstColumn="1" w:firstRow="1" w:lastColumn="0" w:lastRow="0" w:noHBand="0" w:noVBand="1" w:val="04A0"/>
+      </w:tblPr>
+      <w:tblGrid>
+        <w:gridCol w:w="2880"/>
+        <w:gridCol w:w="2880"/>
+        <w:gridCol w:w="2880"/>
+      </w:tblGrid>
+      <w:tr>
+        <w:tc>
+          <w:tcPr>
+            <w:tcW w:type="dxa" w:w="2880"/>
+          </w:tcPr>
+          <w:p>
+            <w:pPr>
+              <w:bidi/>
+              <w:jc w:val="right"/>
+            </w:pPr>
+            <w:r>
+              <w:rPr>
+                <w:b/>
+              </w:rPr>
+              <w:t>المرحلة</w:t>
+            </w:r>
+          </w:p>
+        </w:tc>
+        <w:tc>
+          <w:tcPr>
+            <w:tcW w:type="dxa" w:w="2880"/>
+          </w:tcPr>
+          <w:p>
+            <w:pPr>
+              <w:bidi/>
+              <w:jc w:val="right"/>
+            </w:pPr>
+            <w:r>
+              <w:rPr>
+                <w:b/>
+              </w:rPr>
+              <w:t>العملية</w:t>
+            </w:r>
+          </w:p>
+        </w:tc>
+        <w:tc>
+          <w:tcPr>
+            <w:tcW w:type="dxa" w:w="2880"/>
+          </w:tcPr>
+          <w:p>
+            <w:pPr>
+              <w:bidi/>
+              <w:jc w:val="right"/>
+            </w:pPr>
+            <w:r>
+              <w:rPr>
+                <w:b/>
+              </w:rPr>
+              <w:t>الصفحة</w:t>
+            </w:r>
+          </w:p>
+        </w:tc>
+      </w:tr>
+      <w:tr>
+        <w:tc>
+          <w:tcPr>
+            <w:tcW w:type="dxa" w:w="2880"/>
+          </w:tcPr>
+          <w:p>
+            <w:pPr>
+              <w:bidi/>
+              <w:jc w:val="right"/>
+            </w:pPr>
+            <w:r>
+              <w:t>1. الاستيراد</w:t>
+            </w:r>
+          </w:p>
+        </w:tc>
+        <w:tc>
+          <w:tcPr>
+            <w:tcW w:type="dxa" w:w="2880"/>
+          </w:tcPr>
+          <w:p>
+            <w:pPr>
+              <w:bidi/>
+              <w:jc w:val="right"/>
+            </w:pPr>
+            <w:r>
+              <w:t>استيراد بيانات عضو هيئة التدريس</w:t>
+            </w:r>
+          </w:p>
+        </w:tc>
+        <w:tc>
+          <w:tcPr>
+            <w:tcW w:type="dxa" w:w="2880"/>
+          </w:tcPr>
+          <w:p>
+            <w:pPr>
+              <w:bidi/>
+              <w:jc w:val="right"/>
+            </w:pPr>
+            <w:r>
+              <w:t>/admin/imports (faculty)</w:t>
+            </w:r>
+          </w:p>
+        </w:tc>
+      </w:tr>
+      <w:tr>
+        <w:tc>
+          <w:tcPr>
+            <w:tcW w:type="dxa" w:w="2880"/>
+          </w:tcPr>
+          <w:p>
+            <w:pPr>
+              <w:bidi/>
+              <w:jc w:val="right"/>
+            </w:pPr>
+            <w:r>
+              <w:t>2. الحساب</w:t>
+            </w:r>
+          </w:p>
+        </w:tc>
+        <w:tc>
+          <w:tcPr>
+            <w:tcW w:type="dxa" w:w="2880"/>
+          </w:tcPr>
+          <w:p>
+            <w:pPr>
+              <w:bidi/>
+              <w:jc w:val="right"/>
+            </w:pPr>
+            <w:r>
+              <w:t>إنشاء الحساب الإلكتروني</w:t>
+            </w:r>
+          </w:p>
+        </w:tc>
+        <w:tc>
+          <w:tcPr>
+            <w:tcW w:type="dxa" w:w="2880"/>
+          </w:tcPr>
+          <w:p>
+            <w:pPr>
+              <w:bidi/>
+              <w:jc w:val="right"/>
+            </w:pPr>
+            <w:r>
+              <w:t>/admin/faculty-accounts</w:t>
+            </w:r>
+          </w:p>
+        </w:tc>
+      </w:tr>
+      <w:tr>
+        <w:tc>
+          <w:tcPr>
+            <w:tcW w:type="dxa" w:w="2880"/>
+          </w:tcPr>
+          <w:p>
+            <w:pPr>
+              <w:bidi/>
+              <w:jc w:val="right"/>
+            </w:pPr>
+            <w:r>
+              <w:t>3. الإسناد</w:t>
+            </w:r>
+          </w:p>
+        </w:tc>
+        <w:tc>
+          <w:tcPr>
+            <w:tcW w:type="dxa" w:w="2880"/>
+          </w:tcPr>
+          <w:p>
+            <w:pPr>
+              <w:bidi/>
+              <w:jc w:val="right"/>
+            </w:pPr>
+            <w:r>
+              <w:t>إسناد المقررات</w:t>
+            </w:r>
+          </w:p>
+        </w:tc>
+        <w:tc>
+          <w:tcPr>
+            <w:tcW w:type="dxa" w:w="2880"/>
+          </w:tcPr>
+          <w:p>
+            <w:pPr>
+              <w:bidi/>
+              <w:jc w:val="right"/>
+            </w:pPr>
+            <w:r>
+              <w:t>/admin/course-offerings</w:t>
+            </w:r>
+          </w:p>
+        </w:tc>
+      </w:tr>
+      <w:tr>
+        <w:tc>
+          <w:tcPr>
+            <w:tcW w:type="dxa" w:w="2880"/>
+          </w:tcPr>
+          <w:p>
+            <w:pPr>
+              <w:bidi/>
+              <w:jc w:val="right"/>
+            </w:pPr>
+            <w:r>
+              <w:t>4. الجدول</w:t>
+            </w:r>
+          </w:p>
+        </w:tc>
+        <w:tc>
+          <w:tcPr>
+            <w:tcW w:type="dxa" w:w="2880"/>
+          </w:tcPr>
+          <w:p>
+            <w:pPr>
+              <w:bidi/>
+              <w:jc w:val="right"/>
+            </w:pPr>
+            <w:r>
+              <w:t>عرض الجدول</w:t>
+            </w:r>
+          </w:p>
+        </w:tc>
+        <w:tc>
+          <w:tcPr>
+            <w:tcW w:type="dxa" w:w="2880"/>
+          </w:tcPr>
+          <w:p>
+            <w:pPr>
+              <w:bidi/>
+              <w:jc w:val="right"/>
+            </w:pPr>
+            <w:r>
+              <w:t>/faculty-portal/schedule</w:t>
+            </w:r>
+          </w:p>
+        </w:tc>
+      </w:tr>
+      <w:tr>
+        <w:tc>
+          <w:tcPr>
+            <w:tcW w:type="dxa" w:w="2880"/>
+          </w:tcPr>
+          <w:p>
+            <w:pPr>
+              <w:bidi/>
+              <w:jc w:val="right"/>
+            </w:pPr>
+            <w:r>
+              <w:t>5. التدريس</w:t>
+            </w:r>
+          </w:p>
+        </w:tc>
+        <w:tc>
+          <w:tcPr>
+            <w:tcW w:type="dxa" w:w="2880"/>
+          </w:tcPr>
+          <w:p>
+            <w:pPr>
+              <w:bidi/>
+              <w:jc w:val="right"/>
+            </w:pPr>
+            <w:r>
+              <w:t>متابعة الطلاب</w:t>
+            </w:r>
+          </w:p>
+        </w:tc>
+        <w:tc>
+          <w:tcPr>
+            <w:tcW w:type="dxa" w:w="2880"/>
+          </w:tcPr>
+          <w:p>
+            <w:pPr>
+              <w:bidi/>
+              <w:jc w:val="right"/>
+            </w:pPr>
+            <w:r>
+              <w:t>/faculty-portal</w:t>
+            </w:r>
+          </w:p>
+        </w:tc>
+      </w:tr>
+      <w:tr>
+        <w:tc>
+          <w:tcPr>
+            <w:tcW w:type="dxa" w:w="2880"/>
+          </w:tcPr>
+          <w:p>
+            <w:pPr>
+              <w:bidi/>
+              <w:jc w:val="right"/>
+            </w:pPr>
+            <w:r>
+              <w:t>6. الدرجات</w:t>
+            </w:r>
+          </w:p>
+        </w:tc>
+        <w:tc>
+          <w:tcPr>
+            <w:tcW w:type="dxa" w:w="2880"/>
+          </w:tcPr>
+          <w:p>
+            <w:pPr>
+              <w:bidi/>
+              <w:jc w:val="right"/>
+            </w:pPr>
+            <w:r>
+              <w:t>إدخال الدرجات</w:t>
+            </w:r>
+          </w:p>
+        </w:tc>
+        <w:tc>
+          <w:tcPr>
+            <w:tcW w:type="dxa" w:w="2880"/>
+          </w:tcPr>
+          <w:p>
+            <w:pPr>
+              <w:bidi/>
+              <w:jc w:val="right"/>
+            </w:pPr>
+            <w:r>
+              <w:t>/faculty-portal</w:t>
+            </w:r>
+          </w:p>
+        </w:tc>
+      </w:tr>
+      <w:tr>
+        <w:tc>
+          <w:tcPr>
+            <w:tcW w:type="dxa" w:w="2880"/>
+          </w:tcPr>
+          <w:p>
+            <w:pPr>
+              <w:bidi/>
+              <w:jc w:val="right"/>
+            </w:pPr>
+            <w:r>
+              <w:t>7. الاعتماد</w:t>
+            </w:r>
+          </w:p>
+        </w:tc>
+        <w:tc>
+          <w:tcPr>
+            <w:tcW w:type="dxa" w:w="2880"/>
+          </w:tcPr>
+          <w:p>
+            <w:pPr>
+              <w:bidi/>
+              <w:jc w:val="right"/>
+            </w:pPr>
+            <w:r>
+              <w:t>إرسال للاعتماد</w:t>
+            </w:r>
+          </w:p>
+        </w:tc>
+        <w:tc>
+          <w:tcPr>
+            <w:tcW w:type="dxa" w:w="2880"/>
+          </w:tcPr>
+          <w:p>
+            <w:pPr>
+              <w:bidi/>
+              <w:jc w:val="right"/>
+            </w:pPr>
+            <w:r>
+              <w:t>قسم/عمادة</w:t>
+            </w:r>
+          </w:p>
+        </w:tc>
+      </w:tr>
+    </w:tbl>
+    <w:p/>
+    <w:p>
+      <w:pPr>
+        <w:bidi/>
+        <w:jc w:val="right"/>
+      </w:pPr>
+      <w:r>
+        <w:rPr>
+          <w:b/>
+          <w:color w:val="1F3A5F"/>
+          <w:sz w:val="40"/>
+        </w:rPr>
+        <w:t>6. دورة حياة السنة الأكاديمية</w:t>
+      </w:r>
+    </w:p>
+    <w:p>
+      <w:pPr>
+        <w:pStyle w:val="ListBullet"/>
+        <w:bidi/>
+        <w:jc w:val="right"/>
+      </w:pPr>
+      <w:r>
+        <w:rPr>
+          <w:sz w:val="24"/>
+        </w:rPr>
+        <w:t>1. إنشاء السنة (/admin/academic-core).</w:t>
+      </w:r>
+    </w:p>
+    <w:p>
+      <w:pPr>
+        <w:pStyle w:val="ListBullet"/>
+        <w:bidi/>
+        <w:jc w:val="right"/>
+      </w:pPr>
+      <w:r>
+        <w:rPr>
+          <w:sz w:val="24"/>
+        </w:rPr>
+        <w:t>2. تعريف الفصل الأول (first).</w:t>
+      </w:r>
+    </w:p>
+    <w:p>
+      <w:pPr>
+        <w:pStyle w:val="ListBullet"/>
+        <w:bidi/>
+        <w:jc w:val="right"/>
+      </w:pPr>
+      <w:r>
+        <w:rPr>
+          <w:sz w:val="24"/>
+        </w:rPr>
+        <w:t>3. فتح التسجيل للطلاب.</w:t>
+      </w:r>
+    </w:p>
+    <w:p>
+      <w:pPr>
+        <w:pStyle w:val="ListBullet"/>
+        <w:bidi/>
+        <w:jc w:val="right"/>
+      </w:pPr>
+      <w:r>
+        <w:rPr>
+          <w:sz w:val="24"/>
+        </w:rPr>
+        <w:t>4. عرض المقررات (course_offerings).</w:t>
+      </w:r>
+    </w:p>
+    <w:p>
+      <w:pPr>
+        <w:pStyle w:val="ListBullet"/>
+        <w:bidi/>
+        <w:jc w:val="right"/>
+      </w:pPr>
+      <w:r>
+        <w:rPr>
+          <w:sz w:val="24"/>
+        </w:rPr>
+        <w:t>5. توزيع الشعب (schedules).</w:t>
+      </w:r>
+    </w:p>
+    <w:p>
+      <w:pPr>
+        <w:pStyle w:val="ListBullet"/>
+        <w:bidi/>
+        <w:jc w:val="right"/>
+      </w:pPr>
+      <w:r>
+        <w:rPr>
+          <w:sz w:val="24"/>
+        </w:rPr>
+        <w:t>6. بدء الدراسة.</w:t>
+      </w:r>
+    </w:p>
+    <w:p>
+      <w:pPr>
+        <w:pStyle w:val="ListBullet"/>
+        <w:bidi/>
+        <w:jc w:val="right"/>
+      </w:pPr>
+      <w:r>
+        <w:rPr>
+          <w:sz w:val="24"/>
+        </w:rPr>
+        <w:t>7. إدخال الدرجات.</w:t>
+      </w:r>
+    </w:p>
+    <w:p>
+      <w:pPr>
+        <w:pStyle w:val="ListBullet"/>
+        <w:bidi/>
+        <w:jc w:val="right"/>
+      </w:pPr>
+      <w:r>
+        <w:rPr>
+          <w:sz w:val="24"/>
+        </w:rPr>
+        <w:t>8. اعتماد الدرجات.</w:t>
+      </w:r>
+    </w:p>
+    <w:p>
+      <w:pPr>
+        <w:pStyle w:val="ListBullet"/>
+        <w:bidi/>
+        <w:jc w:val="right"/>
+      </w:pPr>
+      <w:r>
+        <w:rPr>
+          <w:sz w:val="24"/>
+        </w:rPr>
+        <w:t>9. إصدار الكشوف.</w:t>
+      </w:r>
+    </w:p>
+    <w:p>
+      <w:pPr>
+        <w:pStyle w:val="ListBullet"/>
+        <w:bidi/>
+        <w:jc w:val="right"/>
+      </w:pPr>
+      <w:r>
+        <w:rPr>
+          <w:sz w:val="24"/>
+        </w:rPr>
+        <w:t>10. إغلاق الفصل الأول.</w:t>
+      </w:r>
+    </w:p>
+    <w:p>
+      <w:pPr>
+        <w:pStyle w:val="ListBullet"/>
+        <w:bidi/>
+        <w:jc w:val="right"/>
+      </w:pPr>
+      <w:r>
+        <w:rPr>
+          <w:sz w:val="24"/>
+        </w:rPr>
+        <w:t>11. فتح الفصل الثاني وتكرار الخطوات.</w:t>
+      </w:r>
+    </w:p>
+    <w:p>
+      <w:pPr>
+        <w:pStyle w:val="ListBullet"/>
+        <w:bidi/>
+        <w:jc w:val="right"/>
+      </w:pPr>
+      <w:r>
+        <w:rPr>
+          <w:sz w:val="24"/>
+        </w:rPr>
+        <w:t>12. أرشفة السنة الأكاديمية.</w:t>
+      </w:r>
+    </w:p>
+    <w:p>
+      <w:pPr>
+        <w:bidi/>
+        <w:jc w:val="right"/>
+      </w:pPr>
+      <w:r>
+        <w:rPr>
+          <w:i/>
+          <w:color w:val="0B5F0B"/>
+          <w:sz w:val="22"/>
+        </w:rPr>
+        <w:t>ملاحظة: النظام يدعم فصلين فقط: first و second. لا يوجد فصل صيفي.</w:t>
+      </w:r>
+    </w:p>
+    <w:p>
+      <w:pPr>
+        <w:bidi/>
+        <w:jc w:val="right"/>
+      </w:pPr>
+      <w:r>
+        <w:rPr>
+          <w:b/>
+          <w:color w:val="1F3A5F"/>
+          <w:sz w:val="40"/>
+        </w:rPr>
+        <w:t>7. خريطة العلاقات الأكاديمية</w:t>
+      </w:r>
+    </w:p>
+    <w:p>
+      <w:pPr>
+        <w:bidi/>
+        <w:jc w:val="right"/>
+      </w:pPr>
+      <w:r>
+        <w:rPr>
+          <w:sz w:val="24"/>
+        </w:rPr>
+        <w:t>تربط الأكيانات الأكاديمية في النظام كالتالي:</w:t>
+      </w:r>
+    </w:p>
+    <w:tbl>
+      <w:tblPr>
+        <w:tblStyle w:val="LightGrid-Accent1"/>
+        <w:tblW w:type="auto" w:w="0"/>
+        <w:tblLook w:firstColumn="1" w:firstRow="1" w:lastColumn="0" w:lastRow="0" w:noHBand="0" w:noVBand="1" w:val="04A0"/>
+      </w:tblPr>
+      <w:tblGrid>
+        <w:gridCol w:w="2880"/>
+        <w:gridCol w:w="2880"/>
+        <w:gridCol w:w="2880"/>
+      </w:tblGrid>
+      <w:tr>
+        <w:tc>
+          <w:tcPr>
+            <w:tcW w:type="dxa" w:w="2880"/>
+          </w:tcPr>
+          <w:p>
+            <w:pPr>
+              <w:bidi/>
+              <w:jc w:val="right"/>
+            </w:pPr>
+            <w:r>
+              <w:rPr>
+                <w:b/>
+              </w:rPr>
+              <w:t>الكيان</w:t>
+            </w:r>
+          </w:p>
+        </w:tc>
+        <w:tc>
+          <w:tcPr>
+            <w:tcW w:type="dxa" w:w="2880"/>
+          </w:tcPr>
+          <w:p>
+            <w:pPr>
+              <w:bidi/>
+              <w:jc w:val="right"/>
+            </w:pPr>
+            <w:r>
+              <w:rPr>
+                <w:b/>
+              </w:rPr>
+              <w:t>يرتبط بـ</w:t>
+            </w:r>
+          </w:p>
+        </w:tc>
+        <w:tc>
+          <w:tcPr>
+            <w:tcW w:type="dxa" w:w="2880"/>
+          </w:tcPr>
+          <w:p>
+            <w:pPr>
+              <w:bidi/>
+              <w:jc w:val="right"/>
+            </w:pPr>
+            <w:r>
+              <w:rPr>
+                <w:b/>
+              </w:rPr>
+              <w:t>العلاقة</w:t>
+            </w:r>
+          </w:p>
+        </w:tc>
+      </w:tr>
+      <w:tr>
+        <w:tc>
+          <w:tcPr>
+            <w:tcW w:type="dxa" w:w="2880"/>
+          </w:tcPr>
+          <w:p>
+            <w:pPr>
+              <w:bidi/>
+              <w:jc w:val="right"/>
+            </w:pPr>
+            <w:r>
+              <w:t>القسم</w:t>
+            </w:r>
+          </w:p>
+        </w:tc>
         <w:tc>
           <w:tcPr>
             <w:tcW w:type="dxa" w:w="2880"/>
@@ -819,10 +2433,12 @@
               <w:jc w:val="right"/>
             </w:pPr>
             <w:r>
-              <w:t>/admin/programs</w:t>
+              <w:t>واحد إلى متعدد</w:t>
             </w:r>
           </w:p>
         </w:tc>
+      </w:tr>
+      <w:tr>
         <w:tc>
           <w:tcPr>
             <w:tcW w:type="dxa" w:w="2880"/>
@@ -833,12 +2449,10 @@
               <w:jc w:val="right"/>
             </w:pPr>
             <w:r>
-              <w:t>تابعة لقسم + نوع الدرجة + المدة</w:t>
+              <w:t>البرنامج</w:t>
             </w:r>
           </w:p>
         </w:tc>
-      </w:tr>
-      <w:tr>
         <w:tc>
           <w:tcPr>
             <w:tcW w:type="dxa" w:w="2880"/>
@@ -863,7 +2477,23 @@
               <w:jc w:val="right"/>
             </w:pPr>
             <w:r>
-              <w:t>/admin/academic-core</w:t>
+              <w:t>واحد إلى متعدد</w:t>
+            </w:r>
+          </w:p>
+        </w:tc>
+      </w:tr>
+      <w:tr>
+        <w:tc>
+          <w:tcPr>
+            <w:tcW w:type="dxa" w:w="2880"/>
+          </w:tcPr>
+          <w:p>
+            <w:pPr>
+              <w:bidi/>
+              <w:jc w:val="right"/>
+            </w:pPr>
+            <w:r>
+              <w:t>البرنامج</w:t>
             </w:r>
           </w:p>
         </w:tc>
@@ -877,12 +2507,40 @@
               <w:jc w:val="right"/>
             </w:pPr>
             <w:r>
-              <w:t>L1-L8</w:t>
+              <w:t>الخطة الدراسية</w:t>
+            </w:r>
+          </w:p>
+        </w:tc>
+        <w:tc>
+          <w:tcPr>
+            <w:tcW w:type="dxa" w:w="2880"/>
+          </w:tcPr>
+          <w:p>
+            <w:pPr>
+              <w:bidi/>
+              <w:jc w:val="right"/>
+            </w:pPr>
+            <w:r>
+              <w:t>واحد إلى متعدد</w:t>
             </w:r>
           </w:p>
         </w:tc>
       </w:tr>
       <w:tr>
+        <w:tc>
+          <w:tcPr>
+            <w:tcW w:type="dxa" w:w="2880"/>
+          </w:tcPr>
+          <w:p>
+            <w:pPr>
+              <w:bidi/>
+              <w:jc w:val="right"/>
+            </w:pPr>
+            <w:r>
+              <w:t>الخطة</w:t>
+            </w:r>
+          </w:p>
+        </w:tc>
         <w:tc>
           <w:tcPr>
             <w:tcW w:type="dxa" w:w="2880"/>
@@ -907,21 +2565,7 @@
               <w:jc w:val="right"/>
             </w:pPr>
             <w:r>
-              <w:t>/admin/academic-core</w:t>
-            </w:r>
-          </w:p>
-        </w:tc>
-        <w:tc>
-          <w:tcPr>
-            <w:tcW w:type="dxa" w:w="2880"/>
-          </w:tcPr>
-          <w:p>
-            <w:pPr>
-              <w:bidi/>
-              <w:jc w:val="right"/>
-            </w:pPr>
-            <w:r>
-              <w:t>ساعات النظري والعملي تُحسب تلقائياً</w:t>
+              <w:t>متعدد إلى متعدد</w:t>
             </w:r>
           </w:p>
         </w:tc>
@@ -937,7 +2581,7 @@
               <w:jc w:val="right"/>
             </w:pPr>
             <w:r>
-              <w:t>الخطط الدراسية</w:t>
+              <w:t>المقرر</w:t>
             </w:r>
           </w:p>
         </w:tc>
@@ -951,7 +2595,7 @@
               <w:jc w:val="right"/>
             </w:pPr>
             <w:r>
-              <w:t>/admin/study-plans</w:t>
+              <w:t>الشعب</w:t>
             </w:r>
           </w:p>
         </w:tc>
@@ -965,55 +2609,15 @@
               <w:jc w:val="right"/>
             </w:pPr>
             <w:r>
-              <w:t>تربط المقررات بالبرنامج والمستوى والفصل</w:t>
+              <w:t>واحد إلى متعدد</w:t>
             </w:r>
           </w:p>
         </w:tc>
       </w:tr>
-    </w:tbl>
-    <w:p/>
-    <w:p>
-      <w:pPr>
-        <w:bidi/>
-        <w:jc w:val="right"/>
-      </w:pPr>
-      <w:r>
-        <w:rPr>
-          <w:b/>
-          <w:color w:val="1F3A5F"/>
-          <w:sz w:val="40"/>
-        </w:rPr>
-        <w:t>4. بوابة الطالب (ويب)</w:t>
-      </w:r>
-    </w:p>
-    <w:p>
-      <w:pPr>
-        <w:bidi/>
-        <w:jc w:val="right"/>
-      </w:pPr>
-      <w:r>
-        <w:rPr>
-          <w:b/>
-          <w:color w:val="C0392B"/>
-          <w:sz w:val="30"/>
-        </w:rPr>
-        <w:t>4.1 الصفحات</w:t>
-      </w:r>
-    </w:p>
-    <w:tbl>
-      <w:tblPr>
-        <w:tblStyle w:val="LightGrid-Accent1"/>
-        <w:tblW w:type="auto" w:w="0"/>
-        <w:tblLook w:firstColumn="1" w:firstRow="1" w:lastColumn="0" w:lastRow="0" w:noHBand="0" w:noVBand="1" w:val="04A0"/>
-      </w:tblPr>
-      <w:tblGrid>
-        <w:gridCol w:w="4320"/>
-        <w:gridCol w:w="4320"/>
-      </w:tblGrid>
       <w:tr>
         <w:tc>
           <w:tcPr>
-            <w:tcW w:type="dxa" w:w="4320"/>
+            <w:tcW w:type="dxa" w:w="2880"/>
           </w:tcPr>
           <w:p>
             <w:pPr>
@@ -1021,16 +2625,13 @@
               <w:jc w:val="right"/>
             </w:pPr>
             <w:r>
-              <w:rPr>
-                <w:b/>
-              </w:rPr>
-              <w:t>المسار</w:t>
+              <w:t>الشعبة</w:t>
             </w:r>
           </w:p>
         </w:tc>
         <w:tc>
           <w:tcPr>
-            <w:tcW w:type="dxa" w:w="4320"/>
+            <w:tcW w:type="dxa" w:w="2880"/>
           </w:tcPr>
           <w:p>
             <w:pPr>
@@ -1038,10 +2639,21 @@
               <w:jc w:val="right"/>
             </w:pPr>
             <w:r>
-              <w:rPr>
-                <w:b/>
-              </w:rPr>
-              <w:t>الوصف</w:t>
+              <w:t>عضو هيئة التدريس</w:t>
+            </w:r>
+          </w:p>
+        </w:tc>
+        <w:tc>
+          <w:tcPr>
+            <w:tcW w:type="dxa" w:w="2880"/>
+          </w:tcPr>
+          <w:p>
+            <w:pPr>
+              <w:bidi/>
+              <w:jc w:val="right"/>
+            </w:pPr>
+            <w:r>
+              <w:t>متعدد إلى واحد</w:t>
             </w:r>
           </w:p>
         </w:tc>
@@ -1049,7 +2661,7 @@
       <w:tr>
         <w:tc>
           <w:tcPr>
-            <w:tcW w:type="dxa" w:w="4320"/>
+            <w:tcW w:type="dxa" w:w="2880"/>
           </w:tcPr>
           <w:p>
             <w:pPr>
@@ -1057,1267 +2669,13 @@
               <w:jc w:val="right"/>
             </w:pPr>
             <w:r>
-              <w:t>/portal-login</w:t>
+              <w:t>الشعبة</w:t>
             </w:r>
           </w:p>
         </w:tc>
         <w:tc>
           <w:tcPr>
-            <w:tcW w:type="dxa" w:w="4320"/>
-          </w:tcPr>
-          <w:p>
-            <w:pPr>
-              <w:bidi/>
-              <w:jc w:val="right"/>
-            </w:pPr>
-            <w:r>
-              <w:t>بوابة دخول الطالب</w:t>
-            </w:r>
-          </w:p>
-        </w:tc>
-      </w:tr>
-      <w:tr>
-        <w:tc>
-          <w:tcPr>
-            <w:tcW w:type="dxa" w:w="4320"/>
-          </w:tcPr>
-          <w:p>
-            <w:pPr>
-              <w:bidi/>
-              <w:jc w:val="right"/>
-            </w:pPr>
-            <w:r>
-              <w:t>/student</w:t>
-            </w:r>
-          </w:p>
-        </w:tc>
-        <w:tc>
-          <w:tcPr>
-            <w:tcW w:type="dxa" w:w="4320"/>
-          </w:tcPr>
-          <w:p>
-            <w:pPr>
-              <w:bidi/>
-              <w:jc w:val="right"/>
-            </w:pPr>
-            <w:r>
-              <w:t>الرئيسية</w:t>
-            </w:r>
-          </w:p>
-        </w:tc>
-      </w:tr>
-      <w:tr>
-        <w:tc>
-          <w:tcPr>
-            <w:tcW w:type="dxa" w:w="4320"/>
-          </w:tcPr>
-          <w:p>
-            <w:pPr>
-              <w:bidi/>
-              <w:jc w:val="right"/>
-            </w:pPr>
-            <w:r>
-              <w:t>/student/progress</w:t>
-            </w:r>
-          </w:p>
-        </w:tc>
-        <w:tc>
-          <w:tcPr>
-            <w:tcW w:type="dxa" w:w="4320"/>
-          </w:tcPr>
-          <w:p>
-            <w:pPr>
-              <w:bidi/>
-              <w:jc w:val="right"/>
-            </w:pPr>
-            <w:r>
-              <w:t>السجل الأكاديمي</w:t>
-            </w:r>
-          </w:p>
-        </w:tc>
-      </w:tr>
-      <w:tr>
-        <w:tc>
-          <w:tcPr>
-            <w:tcW w:type="dxa" w:w="4320"/>
-          </w:tcPr>
-          <w:p>
-            <w:pPr>
-              <w:bidi/>
-              <w:jc w:val="right"/>
-            </w:pPr>
-            <w:r>
-              <w:t>/student/schedule</w:t>
-            </w:r>
-          </w:p>
-        </w:tc>
-        <w:tc>
-          <w:tcPr>
-            <w:tcW w:type="dxa" w:w="4320"/>
-          </w:tcPr>
-          <w:p>
-            <w:pPr>
-              <w:bidi/>
-              <w:jc w:val="right"/>
-            </w:pPr>
-            <w:r>
-              <w:t>الجدول الدراسي</w:t>
-            </w:r>
-          </w:p>
-        </w:tc>
-      </w:tr>
-      <w:tr>
-        <w:tc>
-          <w:tcPr>
-            <w:tcW w:type="dxa" w:w="4320"/>
-          </w:tcPr>
-          <w:p>
-            <w:pPr>
-              <w:bidi/>
-              <w:jc w:val="right"/>
-            </w:pPr>
-            <w:r>
-              <w:t>/student/notifications</w:t>
-            </w:r>
-          </w:p>
-        </w:tc>
-        <w:tc>
-          <w:tcPr>
-            <w:tcW w:type="dxa" w:w="4320"/>
-          </w:tcPr>
-          <w:p>
-            <w:pPr>
-              <w:bidi/>
-              <w:jc w:val="right"/>
-            </w:pPr>
-            <w:r>
-              <w:t>الإشعارات</w:t>
-            </w:r>
-          </w:p>
-        </w:tc>
-      </w:tr>
-      <w:tr>
-        <w:tc>
-          <w:tcPr>
-            <w:tcW w:type="dxa" w:w="4320"/>
-          </w:tcPr>
-          <w:p>
-            <w:pPr>
-              <w:bidi/>
-              <w:jc w:val="right"/>
-            </w:pPr>
-            <w:r>
-              <w:t>/student/change-password</w:t>
-            </w:r>
-          </w:p>
-        </w:tc>
-        <w:tc>
-          <w:tcPr>
-            <w:tcW w:type="dxa" w:w="4320"/>
-          </w:tcPr>
-          <w:p>
-            <w:pPr>
-              <w:bidi/>
-              <w:jc w:val="right"/>
-            </w:pPr>
-            <w:r>
-              <w:t>تغيير كلمة المرور</w:t>
-            </w:r>
-          </w:p>
-        </w:tc>
-      </w:tr>
-    </w:tbl>
-    <w:p/>
-    <w:p>
-      <w:pPr>
-        <w:bidi/>
-        <w:jc w:val="right"/>
-      </w:pPr>
-      <w:r>
-        <w:rPr>
-          <w:b/>
-          <w:color w:val="C0392B"/>
-          <w:sz w:val="30"/>
-        </w:rPr>
-        <w:t>4.2 تسجيل الدخول</w:t>
-      </w:r>
-    </w:p>
-    <w:p>
-      <w:pPr>
-        <w:bidi/>
-        <w:jc w:val="right"/>
-      </w:pPr>
-      <w:r>
-        <w:rPr>
-          <w:sz w:val="24"/>
-        </w:rPr>
-        <w:t>يستخدم الطالب بريده الرسمي وكلمة المرور المبدئية من /portal-login. عند أول دخول، يُطلب منه تغيير كلمة المرور.</w:t>
-      </w:r>
-    </w:p>
-    <w:p>
-      <w:pPr>
-        <w:bidi/>
-        <w:jc w:val="right"/>
-      </w:pPr>
-      <w:r>
-        <w:rPr>
-          <w:i/>
-          <w:color w:val="666666"/>
-          <w:sz w:val="20"/>
-        </w:rPr>
-        <w:t>[لقطة شاشة مطلوبة: شاشة تسجيل دخول الطالب]</w:t>
-      </w:r>
-    </w:p>
-    <w:p>
-      <w:pPr>
-        <w:bidi/>
-        <w:jc w:val="right"/>
-      </w:pPr>
-      <w:r>
-        <w:rPr>
-          <w:b/>
-          <w:color w:val="C0392B"/>
-          <w:sz w:val="30"/>
-        </w:rPr>
-        <w:t>4.3 السجل الأكاديمي والدرجات</w:t>
-      </w:r>
-    </w:p>
-    <w:p>
-      <w:pPr>
-        <w:pStyle w:val="ListBullet"/>
-        <w:bidi/>
-        <w:jc w:val="right"/>
-      </w:pPr>
-      <w:r>
-        <w:rPr>
-          <w:sz w:val="24"/>
-        </w:rPr>
-        <w:t>عرض جميع المقررات المسجلة والمنجزة.</w:t>
-      </w:r>
-    </w:p>
-    <w:p>
-      <w:pPr>
-        <w:pStyle w:val="ListBullet"/>
-        <w:bidi/>
-        <w:jc w:val="right"/>
-      </w:pPr>
-      <w:r>
-        <w:rPr>
-          <w:sz w:val="24"/>
-        </w:rPr>
-        <w:t>المعدل التراكمي والساعات المكتسبة.</w:t>
-      </w:r>
-    </w:p>
-    <w:p>
-      <w:pPr>
-        <w:pStyle w:val="ListBullet"/>
-        <w:bidi/>
-        <w:jc w:val="right"/>
-      </w:pPr>
-      <w:r>
-        <w:rPr>
-          <w:sz w:val="24"/>
-        </w:rPr>
-        <w:t>تنزيل كشف غير رسمي.</w:t>
-      </w:r>
-    </w:p>
-    <w:p>
-      <w:pPr>
-        <w:bidi/>
-        <w:jc w:val="right"/>
-      </w:pPr>
-      <w:r>
-        <w:rPr>
-          <w:i/>
-          <w:color w:val="0B5F0B"/>
-          <w:sz w:val="22"/>
-        </w:rPr>
-        <w:t>ملاحظة: كشف الدرجات الرسمي يُصدر من إدارة القبول والتسجيل عبر /admin/transcripts.</w:t>
-      </w:r>
-    </w:p>
-    <w:p>
-      <w:pPr>
-        <w:bidi/>
-        <w:jc w:val="right"/>
-      </w:pPr>
-      <w:r>
-        <w:rPr>
-          <w:b/>
-          <w:color w:val="1F3A5F"/>
-          <w:sz w:val="40"/>
-        </w:rPr>
-        <w:t>5. تطبيق الجوال للطالب (PWA)</w:t>
-      </w:r>
-    </w:p>
-    <w:p>
-      <w:pPr>
-        <w:bidi/>
-        <w:jc w:val="right"/>
-      </w:pPr>
-      <w:r>
-        <w:rPr>
-          <w:sz w:val="24"/>
-        </w:rPr>
-        <w:t>تطبيق Progressive Web App يعمل على الهواتف ويدعم العمل بدون اتصال.</w:t>
-      </w:r>
-    </w:p>
-    <w:p>
-      <w:pPr>
-        <w:bidi/>
-        <w:jc w:val="right"/>
-      </w:pPr>
-      <w:r>
-        <w:rPr>
-          <w:b/>
-          <w:color w:val="C0392B"/>
-          <w:sz w:val="30"/>
-        </w:rPr>
-        <w:t>5.1 الصفحات</w:t>
-      </w:r>
-    </w:p>
-    <w:tbl>
-      <w:tblPr>
-        <w:tblStyle w:val="LightGrid-Accent1"/>
-        <w:tblW w:type="auto" w:w="0"/>
-        <w:tblLook w:firstColumn="1" w:firstRow="1" w:lastColumn="0" w:lastRow="0" w:noHBand="0" w:noVBand="1" w:val="04A0"/>
-      </w:tblPr>
-      <w:tblGrid>
-        <w:gridCol w:w="4320"/>
-        <w:gridCol w:w="4320"/>
-      </w:tblGrid>
-      <w:tr>
-        <w:tc>
-          <w:tcPr>
-            <w:tcW w:type="dxa" w:w="4320"/>
-          </w:tcPr>
-          <w:p>
-            <w:pPr>
-              <w:bidi/>
-              <w:jc w:val="right"/>
-            </w:pPr>
-            <w:r>
-              <w:rPr>
-                <w:b/>
-              </w:rPr>
-              <w:t>المسار</w:t>
-            </w:r>
-          </w:p>
-        </w:tc>
-        <w:tc>
-          <w:tcPr>
-            <w:tcW w:type="dxa" w:w="4320"/>
-          </w:tcPr>
-          <w:p>
-            <w:pPr>
-              <w:bidi/>
-              <w:jc w:val="right"/>
-            </w:pPr>
-            <w:r>
-              <w:rPr>
-                <w:b/>
-              </w:rPr>
-              <w:t>الوصف</w:t>
-            </w:r>
-          </w:p>
-        </w:tc>
-      </w:tr>
-      <w:tr>
-        <w:tc>
-          <w:tcPr>
-            <w:tcW w:type="dxa" w:w="4320"/>
-          </w:tcPr>
-          <w:p>
-            <w:pPr>
-              <w:bidi/>
-              <w:jc w:val="right"/>
-            </w:pPr>
-            <w:r>
-              <w:t>/mobile/student-login</w:t>
-            </w:r>
-          </w:p>
-        </w:tc>
-        <w:tc>
-          <w:tcPr>
-            <w:tcW w:type="dxa" w:w="4320"/>
-          </w:tcPr>
-          <w:p>
-            <w:pPr>
-              <w:bidi/>
-              <w:jc w:val="right"/>
-            </w:pPr>
-            <w:r>
-              <w:t>تسجيل دخول الجوال</w:t>
-            </w:r>
-          </w:p>
-        </w:tc>
-      </w:tr>
-      <w:tr>
-        <w:tc>
-          <w:tcPr>
-            <w:tcW w:type="dxa" w:w="4320"/>
-          </w:tcPr>
-          <w:p>
-            <w:pPr>
-              <w:bidi/>
-              <w:jc w:val="right"/>
-            </w:pPr>
-            <w:r>
-              <w:t>/mobile/student</w:t>
-            </w:r>
-          </w:p>
-        </w:tc>
-        <w:tc>
-          <w:tcPr>
-            <w:tcW w:type="dxa" w:w="4320"/>
-          </w:tcPr>
-          <w:p>
-            <w:pPr>
-              <w:bidi/>
-              <w:jc w:val="right"/>
-            </w:pPr>
-            <w:r>
-              <w:t>الرئيسية</w:t>
-            </w:r>
-          </w:p>
-        </w:tc>
-      </w:tr>
-      <w:tr>
-        <w:tc>
-          <w:tcPr>
-            <w:tcW w:type="dxa" w:w="4320"/>
-          </w:tcPr>
-          <w:p>
-            <w:pPr>
-              <w:bidi/>
-              <w:jc w:val="right"/>
-            </w:pPr>
-            <w:r>
-              <w:t>/mobile/student/academic-record</w:t>
-            </w:r>
-          </w:p>
-        </w:tc>
-        <w:tc>
-          <w:tcPr>
-            <w:tcW w:type="dxa" w:w="4320"/>
-          </w:tcPr>
-          <w:p>
-            <w:pPr>
-              <w:bidi/>
-              <w:jc w:val="right"/>
-            </w:pPr>
-            <w:r>
-              <w:t>السجل</w:t>
-            </w:r>
-          </w:p>
-        </w:tc>
-      </w:tr>
-      <w:tr>
-        <w:tc>
-          <w:tcPr>
-            <w:tcW w:type="dxa" w:w="4320"/>
-          </w:tcPr>
-          <w:p>
-            <w:pPr>
-              <w:bidi/>
-              <w:jc w:val="right"/>
-            </w:pPr>
-            <w:r>
-              <w:t>/mobile/student/grades</w:t>
-            </w:r>
-          </w:p>
-        </w:tc>
-        <w:tc>
-          <w:tcPr>
-            <w:tcW w:type="dxa" w:w="4320"/>
-          </w:tcPr>
-          <w:p>
-            <w:pPr>
-              <w:bidi/>
-              <w:jc w:val="right"/>
-            </w:pPr>
-            <w:r>
-              <w:t>الدرجات</w:t>
-            </w:r>
-          </w:p>
-        </w:tc>
-      </w:tr>
-      <w:tr>
-        <w:tc>
-          <w:tcPr>
-            <w:tcW w:type="dxa" w:w="4320"/>
-          </w:tcPr>
-          <w:p>
-            <w:pPr>
-              <w:bidi/>
-              <w:jc w:val="right"/>
-            </w:pPr>
-            <w:r>
-              <w:t>/mobile/student/schedule</w:t>
-            </w:r>
-          </w:p>
-        </w:tc>
-        <w:tc>
-          <w:tcPr>
-            <w:tcW w:type="dxa" w:w="4320"/>
-          </w:tcPr>
-          <w:p>
-            <w:pPr>
-              <w:bidi/>
-              <w:jc w:val="right"/>
-            </w:pPr>
-            <w:r>
-              <w:t>الجدول</w:t>
-            </w:r>
-          </w:p>
-        </w:tc>
-      </w:tr>
-      <w:tr>
-        <w:tc>
-          <w:tcPr>
-            <w:tcW w:type="dxa" w:w="4320"/>
-          </w:tcPr>
-          <w:p>
-            <w:pPr>
-              <w:bidi/>
-              <w:jc w:val="right"/>
-            </w:pPr>
-            <w:r>
-              <w:t>/mobile/student/finance</w:t>
-            </w:r>
-          </w:p>
-        </w:tc>
-        <w:tc>
-          <w:tcPr>
-            <w:tcW w:type="dxa" w:w="4320"/>
-          </w:tcPr>
-          <w:p>
-            <w:pPr>
-              <w:bidi/>
-              <w:jc w:val="right"/>
-            </w:pPr>
-            <w:r>
-              <w:t>المالية</w:t>
-            </w:r>
-          </w:p>
-        </w:tc>
-      </w:tr>
-      <w:tr>
-        <w:tc>
-          <w:tcPr>
-            <w:tcW w:type="dxa" w:w="4320"/>
-          </w:tcPr>
-          <w:p>
-            <w:pPr>
-              <w:bidi/>
-              <w:jc w:val="right"/>
-            </w:pPr>
-            <w:r>
-              <w:t>/mobile/student/requests</w:t>
-            </w:r>
-          </w:p>
-        </w:tc>
-        <w:tc>
-          <w:tcPr>
-            <w:tcW w:type="dxa" w:w="4320"/>
-          </w:tcPr>
-          <w:p>
-            <w:pPr>
-              <w:bidi/>
-              <w:jc w:val="right"/>
-            </w:pPr>
-            <w:r>
-              <w:t>الطلبات</w:t>
-            </w:r>
-          </w:p>
-        </w:tc>
-      </w:tr>
-      <w:tr>
-        <w:tc>
-          <w:tcPr>
-            <w:tcW w:type="dxa" w:w="4320"/>
-          </w:tcPr>
-          <w:p>
-            <w:pPr>
-              <w:bidi/>
-              <w:jc w:val="right"/>
-            </w:pPr>
-            <w:r>
-              <w:t>/mobile/student/documents</w:t>
-            </w:r>
-          </w:p>
-        </w:tc>
-        <w:tc>
-          <w:tcPr>
-            <w:tcW w:type="dxa" w:w="4320"/>
-          </w:tcPr>
-          <w:p>
-            <w:pPr>
-              <w:bidi/>
-              <w:jc w:val="right"/>
-            </w:pPr>
-            <w:r>
-              <w:t>الوثائق</w:t>
-            </w:r>
-          </w:p>
-        </w:tc>
-      </w:tr>
-    </w:tbl>
-    <w:p/>
-    <w:p>
-      <w:pPr>
-        <w:bidi/>
-        <w:jc w:val="right"/>
-      </w:pPr>
-      <w:r>
-        <w:rPr>
-          <w:b/>
-          <w:color w:val="C0392B"/>
-          <w:sz w:val="30"/>
-        </w:rPr>
-        <w:t>5.2 تثبيت التطبيق</w:t>
-      </w:r>
-    </w:p>
-    <w:p>
-      <w:pPr>
-        <w:pStyle w:val="ListBullet"/>
-        <w:bidi/>
-        <w:jc w:val="right"/>
-      </w:pPr>
-      <w:r>
-        <w:rPr>
-          <w:sz w:val="24"/>
-        </w:rPr>
-        <w:t>iOS: افتح الرابط في Safari ← مشاركة ← إضافة إلى الشاشة الرئيسية.</w:t>
-      </w:r>
-    </w:p>
-    <w:p>
-      <w:pPr>
-        <w:pStyle w:val="ListBullet"/>
-        <w:bidi/>
-        <w:jc w:val="right"/>
-      </w:pPr>
-      <w:r>
-        <w:rPr>
-          <w:sz w:val="24"/>
-        </w:rPr>
-        <w:t>Android: افتح الرابط في Chrome ← القائمة ← تثبيت التطبيق.</w:t>
-      </w:r>
-    </w:p>
-    <w:p>
-      <w:pPr>
-        <w:bidi/>
-        <w:jc w:val="right"/>
-      </w:pPr>
-      <w:r>
-        <w:rPr>
-          <w:i/>
-          <w:color w:val="0B5F0B"/>
-          <w:sz w:val="22"/>
-        </w:rPr>
-        <w:t>ملاحظة: بعد التثبيت يعمل التطبيق كأنه تطبيق أصلي مع أيقونة مستقلة.</w:t>
-      </w:r>
-    </w:p>
-    <w:p>
-      <w:pPr>
-        <w:bidi/>
-        <w:jc w:val="right"/>
-      </w:pPr>
-      <w:r>
-        <w:rPr>
-          <w:i/>
-          <w:color w:val="666666"/>
-          <w:sz w:val="20"/>
-        </w:rPr>
-        <w:t>[لقطة شاشة مطلوبة: شاشة التطبيق على الجوال]</w:t>
-      </w:r>
-    </w:p>
-    <w:p>
-      <w:pPr>
-        <w:bidi/>
-        <w:jc w:val="right"/>
-      </w:pPr>
-      <w:r>
-        <w:rPr>
-          <w:b/>
-          <w:color w:val="1F3A5F"/>
-          <w:sz w:val="40"/>
-        </w:rPr>
-        <w:t>6. بوابة عضو هيئة التدريس</w:t>
-      </w:r>
-    </w:p>
-    <w:tbl>
-      <w:tblPr>
-        <w:tblStyle w:val="LightGrid-Accent1"/>
-        <w:tblW w:type="auto" w:w="0"/>
-        <w:tblLook w:firstColumn="1" w:firstRow="1" w:lastColumn="0" w:lastRow="0" w:noHBand="0" w:noVBand="1" w:val="04A0"/>
-      </w:tblPr>
-      <w:tblGrid>
-        <w:gridCol w:w="4320"/>
-        <w:gridCol w:w="4320"/>
-      </w:tblGrid>
-      <w:tr>
-        <w:tc>
-          <w:tcPr>
-            <w:tcW w:type="dxa" w:w="4320"/>
-          </w:tcPr>
-          <w:p>
-            <w:pPr>
-              <w:bidi/>
-              <w:jc w:val="right"/>
-            </w:pPr>
-            <w:r>
-              <w:rPr>
-                <w:b/>
-              </w:rPr>
-              <w:t>المسار</w:t>
-            </w:r>
-          </w:p>
-        </w:tc>
-        <w:tc>
-          <w:tcPr>
-            <w:tcW w:type="dxa" w:w="4320"/>
-          </w:tcPr>
-          <w:p>
-            <w:pPr>
-              <w:bidi/>
-              <w:jc w:val="right"/>
-            </w:pPr>
-            <w:r>
-              <w:rPr>
-                <w:b/>
-              </w:rPr>
-              <w:t>الوصف</w:t>
-            </w:r>
-          </w:p>
-        </w:tc>
-      </w:tr>
-      <w:tr>
-        <w:tc>
-          <w:tcPr>
-            <w:tcW w:type="dxa" w:w="4320"/>
-          </w:tcPr>
-          <w:p>
-            <w:pPr>
-              <w:bidi/>
-              <w:jc w:val="right"/>
-            </w:pPr>
-            <w:r>
-              <w:t>/faculty-portal</w:t>
-            </w:r>
-          </w:p>
-        </w:tc>
-        <w:tc>
-          <w:tcPr>
-            <w:tcW w:type="dxa" w:w="4320"/>
-          </w:tcPr>
-          <w:p>
-            <w:pPr>
-              <w:bidi/>
-              <w:jc w:val="right"/>
-            </w:pPr>
-            <w:r>
-              <w:t>الرئيسية</w:t>
-            </w:r>
-          </w:p>
-        </w:tc>
-      </w:tr>
-      <w:tr>
-        <w:tc>
-          <w:tcPr>
-            <w:tcW w:type="dxa" w:w="4320"/>
-          </w:tcPr>
-          <w:p>
-            <w:pPr>
-              <w:bidi/>
-              <w:jc w:val="right"/>
-            </w:pPr>
-            <w:r>
-              <w:t>/faculty-portal/schedule</w:t>
-            </w:r>
-          </w:p>
-        </w:tc>
-        <w:tc>
-          <w:tcPr>
-            <w:tcW w:type="dxa" w:w="4320"/>
-          </w:tcPr>
-          <w:p>
-            <w:pPr>
-              <w:bidi/>
-              <w:jc w:val="right"/>
-            </w:pPr>
-            <w:r>
-              <w:t>الجدول</w:t>
-            </w:r>
-          </w:p>
-        </w:tc>
-      </w:tr>
-      <w:tr>
-        <w:tc>
-          <w:tcPr>
-            <w:tcW w:type="dxa" w:w="4320"/>
-          </w:tcPr>
-          <w:p>
-            <w:pPr>
-              <w:bidi/>
-              <w:jc w:val="right"/>
-            </w:pPr>
-            <w:r>
-              <w:t>/faculty-portal/student-progress/$studentId</w:t>
-            </w:r>
-          </w:p>
-        </w:tc>
-        <w:tc>
-          <w:tcPr>
-            <w:tcW w:type="dxa" w:w="4320"/>
-          </w:tcPr>
-          <w:p>
-            <w:pPr>
-              <w:bidi/>
-              <w:jc w:val="right"/>
-            </w:pPr>
-            <w:r>
-              <w:t>تقدم الطالب</w:t>
-            </w:r>
-          </w:p>
-        </w:tc>
-      </w:tr>
-      <w:tr>
-        <w:tc>
-          <w:tcPr>
-            <w:tcW w:type="dxa" w:w="4320"/>
-          </w:tcPr>
-          <w:p>
-            <w:pPr>
-              <w:bidi/>
-              <w:jc w:val="right"/>
-            </w:pPr>
-            <w:r>
-              <w:t>/faculty-portal/change-password</w:t>
-            </w:r>
-          </w:p>
-        </w:tc>
-        <w:tc>
-          <w:tcPr>
-            <w:tcW w:type="dxa" w:w="4320"/>
-          </w:tcPr>
-          <w:p>
-            <w:pPr>
-              <w:bidi/>
-              <w:jc w:val="right"/>
-            </w:pPr>
-            <w:r>
-              <w:t>تغيير كلمة المرور</w:t>
-            </w:r>
-          </w:p>
-        </w:tc>
-      </w:tr>
-    </w:tbl>
-    <w:p/>
-    <w:p>
-      <w:pPr>
-        <w:pStyle w:val="ListBullet"/>
-        <w:bidi/>
-        <w:jc w:val="right"/>
-      </w:pPr>
-      <w:r>
-        <w:rPr>
-          <w:sz w:val="24"/>
-        </w:rPr>
-        <w:t>عرض الجدول الدراسي للفصل الحالي.</w:t>
-      </w:r>
-    </w:p>
-    <w:p>
-      <w:pPr>
-        <w:pStyle w:val="ListBullet"/>
-        <w:bidi/>
-        <w:jc w:val="right"/>
-      </w:pPr>
-      <w:r>
-        <w:rPr>
-          <w:sz w:val="24"/>
-        </w:rPr>
-        <w:t>متابعة تقدم الطلاب في المقررات.</w:t>
-      </w:r>
-    </w:p>
-    <w:p>
-      <w:pPr>
-        <w:pStyle w:val="ListBullet"/>
-        <w:bidi/>
-        <w:jc w:val="right"/>
-      </w:pPr>
-      <w:r>
-        <w:rPr>
-          <w:sz w:val="24"/>
-        </w:rPr>
-        <w:t>إدخال الدرجات (حسب الصلاحية).</w:t>
-      </w:r>
-    </w:p>
-    <w:p>
-      <w:pPr>
-        <w:bidi/>
-        <w:jc w:val="right"/>
-      </w:pPr>
-      <w:r>
-        <w:rPr>
-          <w:i/>
-          <w:color w:val="666666"/>
-          <w:sz w:val="20"/>
-        </w:rPr>
-        <w:t>[لقطة شاشة مطلوبة: بوابة عضو هيئة التدريس]</w:t>
-      </w:r>
-    </w:p>
-    <w:p>
-      <w:pPr>
-        <w:bidi/>
-        <w:jc w:val="right"/>
-      </w:pPr>
-      <w:r>
-        <w:rPr>
-          <w:b/>
-          <w:color w:val="1F3A5F"/>
-          <w:sz w:val="40"/>
-        </w:rPr>
-        <w:t>7. بوابة الموظفين</w:t>
-      </w:r>
-    </w:p>
-    <w:p>
-      <w:pPr>
-        <w:pStyle w:val="ListBullet"/>
-        <w:bidi/>
-        <w:jc w:val="right"/>
-      </w:pPr>
-      <w:r>
-        <w:rPr>
-          <w:sz w:val="24"/>
-        </w:rPr>
-        <w:t>/staff - الرئيسية</w:t>
-      </w:r>
-    </w:p>
-    <w:p>
-      <w:pPr>
-        <w:pStyle w:val="ListBullet"/>
-        <w:bidi/>
-        <w:jc w:val="right"/>
-      </w:pPr>
-      <w:r>
-        <w:rPr>
-          <w:sz w:val="24"/>
-        </w:rPr>
-        <w:t>/staff/change-password - تغيير كلمة المرور</w:t>
-      </w:r>
-    </w:p>
-    <w:p>
-      <w:pPr>
-        <w:bidi/>
-        <w:jc w:val="right"/>
-      </w:pPr>
-      <w:r>
-        <w:rPr>
-          <w:sz w:val="24"/>
-        </w:rPr>
-        <w:t>موظفو الإدارات يستخدمون بوابة /staff بالإضافة إلى الوصول للوحات الإدارية حسب أدوارهم.</w:t>
-      </w:r>
-    </w:p>
-    <w:p>
-      <w:pPr>
-        <w:bidi/>
-        <w:jc w:val="right"/>
-      </w:pPr>
-      <w:r>
-        <w:rPr>
-          <w:b/>
-          <w:color w:val="1F3A5F"/>
-          <w:sz w:val="40"/>
-        </w:rPr>
-        <w:t>8. لوحة الإدارة</w:t>
-      </w:r>
-    </w:p>
-    <w:p>
-      <w:pPr>
-        <w:bidi/>
-        <w:jc w:val="right"/>
-      </w:pPr>
-      <w:r>
-        <w:rPr>
-          <w:sz w:val="24"/>
-        </w:rPr>
-        <w:t>تضم 39 صفحة إدارية موزعة على أقسام:</w:t>
-      </w:r>
-    </w:p>
-    <w:tbl>
-      <w:tblPr>
-        <w:tblStyle w:val="LightGrid-Accent1"/>
-        <w:tblW w:type="auto" w:w="0"/>
-        <w:tblLook w:firstColumn="1" w:firstRow="1" w:lastColumn="0" w:lastRow="0" w:noHBand="0" w:noVBand="1" w:val="04A0"/>
-      </w:tblPr>
-      <w:tblGrid>
-        <w:gridCol w:w="4320"/>
-        <w:gridCol w:w="4320"/>
-      </w:tblGrid>
-      <w:tr>
-        <w:tc>
-          <w:tcPr>
-            <w:tcW w:type="dxa" w:w="4320"/>
-          </w:tcPr>
-          <w:p>
-            <w:pPr>
-              <w:bidi/>
-              <w:jc w:val="right"/>
-            </w:pPr>
-            <w:r>
-              <w:rPr>
-                <w:b/>
-              </w:rPr>
-              <w:t>المسار</w:t>
-            </w:r>
-          </w:p>
-        </w:tc>
-        <w:tc>
-          <w:tcPr>
-            <w:tcW w:type="dxa" w:w="4320"/>
-          </w:tcPr>
-          <w:p>
-            <w:pPr>
-              <w:bidi/>
-              <w:jc w:val="right"/>
-            </w:pPr>
-            <w:r>
-              <w:rPr>
-                <w:b/>
-              </w:rPr>
-              <w:t>الوصف</w:t>
-            </w:r>
-          </w:p>
-        </w:tc>
-      </w:tr>
-      <w:tr>
-        <w:tc>
-          <w:tcPr>
-            <w:tcW w:type="dxa" w:w="4320"/>
-          </w:tcPr>
-          <w:p>
-            <w:pPr>
-              <w:bidi/>
-              <w:jc w:val="right"/>
-            </w:pPr>
-            <w:r>
-              <w:t>/admin</w:t>
-            </w:r>
-          </w:p>
-        </w:tc>
-        <w:tc>
-          <w:tcPr>
-            <w:tcW w:type="dxa" w:w="4320"/>
-          </w:tcPr>
-          <w:p>
-            <w:pPr>
-              <w:bidi/>
-              <w:jc w:val="right"/>
-            </w:pPr>
-            <w:r>
-              <w:t>اللوحة الرئيسية</w:t>
-            </w:r>
-          </w:p>
-        </w:tc>
-      </w:tr>
-      <w:tr>
-        <w:tc>
-          <w:tcPr>
-            <w:tcW w:type="dxa" w:w="4320"/>
-          </w:tcPr>
-          <w:p>
-            <w:pPr>
-              <w:bidi/>
-              <w:jc w:val="right"/>
-            </w:pPr>
-            <w:r>
-              <w:t>/admin/academic-core</w:t>
-            </w:r>
-          </w:p>
-        </w:tc>
-        <w:tc>
-          <w:tcPr>
-            <w:tcW w:type="dxa" w:w="4320"/>
-          </w:tcPr>
-          <w:p>
-            <w:pPr>
-              <w:bidi/>
-              <w:jc w:val="right"/>
-            </w:pPr>
-            <w:r>
-              <w:t>الهيكل الأكاديمي</w:t>
-            </w:r>
-          </w:p>
-        </w:tc>
-      </w:tr>
-      <w:tr>
-        <w:tc>
-          <w:tcPr>
-            <w:tcW w:type="dxa" w:w="4320"/>
-          </w:tcPr>
-          <w:p>
-            <w:pPr>
-              <w:bidi/>
-              <w:jc w:val="right"/>
-            </w:pPr>
-            <w:r>
-              <w:t>/admin/departments</w:t>
-            </w:r>
-          </w:p>
-        </w:tc>
-        <w:tc>
-          <w:tcPr>
-            <w:tcW w:type="dxa" w:w="4320"/>
-          </w:tcPr>
-          <w:p>
-            <w:pPr>
-              <w:bidi/>
-              <w:jc w:val="right"/>
-            </w:pPr>
-            <w:r>
-              <w:t>الأقسام</w:t>
-            </w:r>
-          </w:p>
-        </w:tc>
-      </w:tr>
-      <w:tr>
-        <w:tc>
-          <w:tcPr>
-            <w:tcW w:type="dxa" w:w="4320"/>
-          </w:tcPr>
-          <w:p>
-            <w:pPr>
-              <w:bidi/>
-              <w:jc w:val="right"/>
-            </w:pPr>
-            <w:r>
-              <w:t>/admin/programs</w:t>
-            </w:r>
-          </w:p>
-        </w:tc>
-        <w:tc>
-          <w:tcPr>
-            <w:tcW w:type="dxa" w:w="4320"/>
-          </w:tcPr>
-          <w:p>
-            <w:pPr>
-              <w:bidi/>
-              <w:jc w:val="right"/>
-            </w:pPr>
-            <w:r>
-              <w:t>البرامج</w:t>
-            </w:r>
-          </w:p>
-        </w:tc>
-      </w:tr>
-      <w:tr>
-        <w:tc>
-          <w:tcPr>
-            <w:tcW w:type="dxa" w:w="4320"/>
-          </w:tcPr>
-          <w:p>
-            <w:pPr>
-              <w:bidi/>
-              <w:jc w:val="right"/>
-            </w:pPr>
-            <w:r>
-              <w:t>/admin/study-plans</w:t>
-            </w:r>
-          </w:p>
-        </w:tc>
-        <w:tc>
-          <w:tcPr>
-            <w:tcW w:type="dxa" w:w="4320"/>
-          </w:tcPr>
-          <w:p>
-            <w:pPr>
-              <w:bidi/>
-              <w:jc w:val="right"/>
-            </w:pPr>
-            <w:r>
-              <w:t>الخطط الدراسية</w:t>
-            </w:r>
-          </w:p>
-        </w:tc>
-      </w:tr>
-      <w:tr>
-        <w:tc>
-          <w:tcPr>
-            <w:tcW w:type="dxa" w:w="4320"/>
-          </w:tcPr>
-          <w:p>
-            <w:pPr>
-              <w:bidi/>
-              <w:jc w:val="right"/>
-            </w:pPr>
-            <w:r>
-              <w:t>/admin/course-offerings</w:t>
-            </w:r>
-          </w:p>
-        </w:tc>
-        <w:tc>
-          <w:tcPr>
-            <w:tcW w:type="dxa" w:w="4320"/>
-          </w:tcPr>
-          <w:p>
-            <w:pPr>
-              <w:bidi/>
-              <w:jc w:val="right"/>
-            </w:pPr>
-            <w:r>
-              <w:t>عروض المقررات</w:t>
-            </w:r>
-          </w:p>
-        </w:tc>
-      </w:tr>
-      <w:tr>
-        <w:tc>
-          <w:tcPr>
-            <w:tcW w:type="dxa" w:w="4320"/>
-          </w:tcPr>
-          <w:p>
-            <w:pPr>
-              <w:bidi/>
-              <w:jc w:val="right"/>
-            </w:pPr>
-            <w:r>
-              <w:t>/admin/schedules</w:t>
-            </w:r>
-          </w:p>
-        </w:tc>
-        <w:tc>
-          <w:tcPr>
-            <w:tcW w:type="dxa" w:w="4320"/>
-          </w:tcPr>
-          <w:p>
-            <w:pPr>
-              <w:bidi/>
-              <w:jc w:val="right"/>
-            </w:pPr>
-            <w:r>
-              <w:t>الجداول</w:t>
-            </w:r>
-          </w:p>
-        </w:tc>
-      </w:tr>
-      <w:tr>
-        <w:tc>
-          <w:tcPr>
-            <w:tcW w:type="dxa" w:w="4320"/>
-          </w:tcPr>
-          <w:p>
-            <w:pPr>
-              <w:bidi/>
-              <w:jc w:val="right"/>
-            </w:pPr>
-            <w:r>
-              <w:t>/admin/students</w:t>
-            </w:r>
-          </w:p>
-        </w:tc>
-        <w:tc>
-          <w:tcPr>
-            <w:tcW w:type="dxa" w:w="4320"/>
+            <w:tcW w:type="dxa" w:w="2880"/>
           </w:tcPr>
           <w:p>
             <w:pPr>
@@ -2329,11 +2687,9 @@
             </w:r>
           </w:p>
         </w:tc>
-      </w:tr>
-      <w:tr>
         <w:tc>
           <w:tcPr>
-            <w:tcW w:type="dxa" w:w="4320"/>
+            <w:tcW w:type="dxa" w:w="2880"/>
           </w:tcPr>
           <w:p>
             <w:pPr>
@@ -2341,13 +2697,15 @@
               <w:jc w:val="right"/>
             </w:pPr>
             <w:r>
-              <w:t>/admin/enrollments</w:t>
+              <w:t>متعدد إلى متعدد (enrollments)</w:t>
             </w:r>
           </w:p>
         </w:tc>
+      </w:tr>
+      <w:tr>
         <w:tc>
           <w:tcPr>
-            <w:tcW w:type="dxa" w:w="4320"/>
+            <w:tcW w:type="dxa" w:w="2880"/>
           </w:tcPr>
           <w:p>
             <w:pPr>
@@ -2355,7 +2713,35 @@
               <w:jc w:val="right"/>
             </w:pPr>
             <w:r>
-              <w:t>التسجيلات</w:t>
+              <w:t>الطالب</w:t>
+            </w:r>
+          </w:p>
+        </w:tc>
+        <w:tc>
+          <w:tcPr>
+            <w:tcW w:type="dxa" w:w="2880"/>
+          </w:tcPr>
+          <w:p>
+            <w:pPr>
+              <w:bidi/>
+              <w:jc w:val="right"/>
+            </w:pPr>
+            <w:r>
+              <w:t>الحساب</w:t>
+            </w:r>
+          </w:p>
+        </w:tc>
+        <w:tc>
+          <w:tcPr>
+            <w:tcW w:type="dxa" w:w="2880"/>
+          </w:tcPr>
+          <w:p>
+            <w:pPr>
+              <w:bidi/>
+              <w:jc w:val="right"/>
+            </w:pPr>
+            <w:r>
+              <w:t>واحد إلى واحد</w:t>
             </w:r>
           </w:p>
         </w:tc>
@@ -2363,7 +2749,7 @@
       <w:tr>
         <w:tc>
           <w:tcPr>
-            <w:tcW w:type="dxa" w:w="4320"/>
+            <w:tcW w:type="dxa" w:w="2880"/>
           </w:tcPr>
           <w:p>
             <w:pPr>
@@ -2371,283 +2757,13 @@
               <w:jc w:val="right"/>
             </w:pPr>
             <w:r>
-              <w:t>/admin/grades</w:t>
+              <w:t>المستخدم</w:t>
             </w:r>
           </w:p>
         </w:tc>
         <w:tc>
           <w:tcPr>
-            <w:tcW w:type="dxa" w:w="4320"/>
-          </w:tcPr>
-          <w:p>
-            <w:pPr>
-              <w:bidi/>
-              <w:jc w:val="right"/>
-            </w:pPr>
-            <w:r>
-              <w:t>الدرجات</w:t>
-            </w:r>
-          </w:p>
-        </w:tc>
-      </w:tr>
-      <w:tr>
-        <w:tc>
-          <w:tcPr>
-            <w:tcW w:type="dxa" w:w="4320"/>
-          </w:tcPr>
-          <w:p>
-            <w:pPr>
-              <w:bidi/>
-              <w:jc w:val="right"/>
-            </w:pPr>
-            <w:r>
-              <w:t>/admin/transcripts</w:t>
-            </w:r>
-          </w:p>
-        </w:tc>
-        <w:tc>
-          <w:tcPr>
-            <w:tcW w:type="dxa" w:w="4320"/>
-          </w:tcPr>
-          <w:p>
-            <w:pPr>
-              <w:bidi/>
-              <w:jc w:val="right"/>
-            </w:pPr>
-            <w:r>
-              <w:t>كشوف الدرجات</w:t>
-            </w:r>
-          </w:p>
-        </w:tc>
-      </w:tr>
-      <w:tr>
-        <w:tc>
-          <w:tcPr>
-            <w:tcW w:type="dxa" w:w="4320"/>
-          </w:tcPr>
-          <w:p>
-            <w:pPr>
-              <w:bidi/>
-              <w:jc w:val="right"/>
-            </w:pPr>
-            <w:r>
-              <w:t>/admin/graduation-candidates</w:t>
-            </w:r>
-          </w:p>
-        </w:tc>
-        <w:tc>
-          <w:tcPr>
-            <w:tcW w:type="dxa" w:w="4320"/>
-          </w:tcPr>
-          <w:p>
-            <w:pPr>
-              <w:bidi/>
-              <w:jc w:val="right"/>
-            </w:pPr>
-            <w:r>
-              <w:t>مرشحو التخرج</w:t>
-            </w:r>
-          </w:p>
-        </w:tc>
-      </w:tr>
-      <w:tr>
-        <w:tc>
-          <w:tcPr>
-            <w:tcW w:type="dxa" w:w="4320"/>
-          </w:tcPr>
-          <w:p>
-            <w:pPr>
-              <w:bidi/>
-              <w:jc w:val="right"/>
-            </w:pPr>
-            <w:r>
-              <w:t>/admin/at-risk-students</w:t>
-            </w:r>
-          </w:p>
-        </w:tc>
-        <w:tc>
-          <w:tcPr>
-            <w:tcW w:type="dxa" w:w="4320"/>
-          </w:tcPr>
-          <w:p>
-            <w:pPr>
-              <w:bidi/>
-              <w:jc w:val="right"/>
-            </w:pPr>
-            <w:r>
-              <w:t>الطلاب المتعثرون</w:t>
-            </w:r>
-          </w:p>
-        </w:tc>
-      </w:tr>
-      <w:tr>
-        <w:tc>
-          <w:tcPr>
-            <w:tcW w:type="dxa" w:w="4320"/>
-          </w:tcPr>
-          <w:p>
-            <w:pPr>
-              <w:bidi/>
-              <w:jc w:val="right"/>
-            </w:pPr>
-            <w:r>
-              <w:t>/admin/faculty</w:t>
-            </w:r>
-          </w:p>
-        </w:tc>
-        <w:tc>
-          <w:tcPr>
-            <w:tcW w:type="dxa" w:w="4320"/>
-          </w:tcPr>
-          <w:p>
-            <w:pPr>
-              <w:bidi/>
-              <w:jc w:val="right"/>
-            </w:pPr>
-            <w:r>
-              <w:t>أعضاء هيئة التدريس</w:t>
-            </w:r>
-          </w:p>
-        </w:tc>
-      </w:tr>
-      <w:tr>
-        <w:tc>
-          <w:tcPr>
-            <w:tcW w:type="dxa" w:w="4320"/>
-          </w:tcPr>
-          <w:p>
-            <w:pPr>
-              <w:bidi/>
-              <w:jc w:val="right"/>
-            </w:pPr>
-            <w:r>
-              <w:t>/admin/faculty-management</w:t>
-            </w:r>
-          </w:p>
-        </w:tc>
-        <w:tc>
-          <w:tcPr>
-            <w:tcW w:type="dxa" w:w="4320"/>
-          </w:tcPr>
-          <w:p>
-            <w:pPr>
-              <w:bidi/>
-              <w:jc w:val="right"/>
-            </w:pPr>
-            <w:r>
-              <w:t>إدارة أعضاء هيئة التدريس</w:t>
-            </w:r>
-          </w:p>
-        </w:tc>
-      </w:tr>
-      <w:tr>
-        <w:tc>
-          <w:tcPr>
-            <w:tcW w:type="dxa" w:w="4320"/>
-          </w:tcPr>
-          <w:p>
-            <w:pPr>
-              <w:bidi/>
-              <w:jc w:val="right"/>
-            </w:pPr>
-            <w:r>
-              <w:t>/admin/faculty-accounts</w:t>
-            </w:r>
-          </w:p>
-        </w:tc>
-        <w:tc>
-          <w:tcPr>
-            <w:tcW w:type="dxa" w:w="4320"/>
-          </w:tcPr>
-          <w:p>
-            <w:pPr>
-              <w:bidi/>
-              <w:jc w:val="right"/>
-            </w:pPr>
-            <w:r>
-              <w:t>حسابات أعضاء هيئة التدريس</w:t>
-            </w:r>
-          </w:p>
-        </w:tc>
-      </w:tr>
-      <w:tr>
-        <w:tc>
-          <w:tcPr>
-            <w:tcW w:type="dxa" w:w="4320"/>
-          </w:tcPr>
-          <w:p>
-            <w:pPr>
-              <w:bidi/>
-              <w:jc w:val="right"/>
-            </w:pPr>
-            <w:r>
-              <w:t>/admin/staff-management</w:t>
-            </w:r>
-          </w:p>
-        </w:tc>
-        <w:tc>
-          <w:tcPr>
-            <w:tcW w:type="dxa" w:w="4320"/>
-          </w:tcPr>
-          <w:p>
-            <w:pPr>
-              <w:bidi/>
-              <w:jc w:val="right"/>
-            </w:pPr>
-            <w:r>
-              <w:t>إدارة الموظفين</w:t>
-            </w:r>
-          </w:p>
-        </w:tc>
-      </w:tr>
-      <w:tr>
-        <w:tc>
-          <w:tcPr>
-            <w:tcW w:type="dxa" w:w="4320"/>
-          </w:tcPr>
-          <w:p>
-            <w:pPr>
-              <w:bidi/>
-              <w:jc w:val="right"/>
-            </w:pPr>
-            <w:r>
-              <w:t>/admin/users</w:t>
-            </w:r>
-          </w:p>
-        </w:tc>
-        <w:tc>
-          <w:tcPr>
-            <w:tcW w:type="dxa" w:w="4320"/>
-          </w:tcPr>
-          <w:p>
-            <w:pPr>
-              <w:bidi/>
-              <w:jc w:val="right"/>
-            </w:pPr>
-            <w:r>
-              <w:t>المستخدمون</w:t>
-            </w:r>
-          </w:p>
-        </w:tc>
-      </w:tr>
-      <w:tr>
-        <w:tc>
-          <w:tcPr>
-            <w:tcW w:type="dxa" w:w="4320"/>
-          </w:tcPr>
-          <w:p>
-            <w:pPr>
-              <w:bidi/>
-              <w:jc w:val="right"/>
-            </w:pPr>
-            <w:r>
-              <w:t>/admin/roles</w:t>
-            </w:r>
-          </w:p>
-        </w:tc>
-        <w:tc>
-          <w:tcPr>
-            <w:tcW w:type="dxa" w:w="4320"/>
+            <w:tcW w:type="dxa" w:w="2880"/>
           </w:tcPr>
           <w:p>
             <w:pPr>
@@ -2659,11 +2775,9 @@
             </w:r>
           </w:p>
         </w:tc>
-      </w:tr>
-      <w:tr>
         <w:tc>
           <w:tcPr>
-            <w:tcW w:type="dxa" w:w="4320"/>
+            <w:tcW w:type="dxa" w:w="2880"/>
           </w:tcPr>
           <w:p>
             <w:pPr>
@@ -2671,13 +2785,15 @@
               <w:jc w:val="right"/>
             </w:pPr>
             <w:r>
-              <w:t>/admin/user-roles</w:t>
+              <w:t>متعدد إلى متعدد</w:t>
             </w:r>
           </w:p>
         </w:tc>
+      </w:tr>
+      <w:tr>
         <w:tc>
           <w:tcPr>
-            <w:tcW w:type="dxa" w:w="4320"/>
+            <w:tcW w:type="dxa" w:w="2880"/>
           </w:tcPr>
           <w:p>
             <w:pPr>
@@ -2685,15 +2801,13 @@
               <w:jc w:val="right"/>
             </w:pPr>
             <w:r>
-              <w:t>إسناد الأدوار</w:t>
+              <w:t>الدور التنظيمي</w:t>
             </w:r>
           </w:p>
         </w:tc>
-      </w:tr>
-      <w:tr>
         <w:tc>
           <w:tcPr>
-            <w:tcW w:type="dxa" w:w="4320"/>
+            <w:tcW w:type="dxa" w:w="2880"/>
           </w:tcPr>
           <w:p>
             <w:pPr>
@@ -2701,13 +2815,13 @@
               <w:jc w:val="right"/>
             </w:pPr>
             <w:r>
-              <w:t>/admin/imports</w:t>
+              <w:t>الدور التشغيلي</w:t>
             </w:r>
           </w:p>
         </w:tc>
         <w:tc>
           <w:tcPr>
-            <w:tcW w:type="dxa" w:w="4320"/>
+            <w:tcW w:type="dxa" w:w="2880"/>
           </w:tcPr>
           <w:p>
             <w:pPr>
@@ -2715,547 +2829,7 @@
               <w:jc w:val="right"/>
             </w:pPr>
             <w:r>
-              <w:t>الاستيراد الجماعي</w:t>
-            </w:r>
-          </w:p>
-        </w:tc>
-      </w:tr>
-      <w:tr>
-        <w:tc>
-          <w:tcPr>
-            <w:tcW w:type="dxa" w:w="4320"/>
-          </w:tcPr>
-          <w:p>
-            <w:pPr>
-              <w:bidi/>
-              <w:jc w:val="right"/>
-            </w:pPr>
-            <w:r>
-              <w:t>/admin/finance</w:t>
-            </w:r>
-          </w:p>
-        </w:tc>
-        <w:tc>
-          <w:tcPr>
-            <w:tcW w:type="dxa" w:w="4320"/>
-          </w:tcPr>
-          <w:p>
-            <w:pPr>
-              <w:bidi/>
-              <w:jc w:val="right"/>
-            </w:pPr>
-            <w:r>
-              <w:t>المالية</w:t>
-            </w:r>
-          </w:p>
-        </w:tc>
-      </w:tr>
-      <w:tr>
-        <w:tc>
-          <w:tcPr>
-            <w:tcW w:type="dxa" w:w="4320"/>
-          </w:tcPr>
-          <w:p>
-            <w:pPr>
-              <w:bidi/>
-              <w:jc w:val="right"/>
-            </w:pPr>
-            <w:r>
-              <w:t>/admin/documents</w:t>
-            </w:r>
-          </w:p>
-        </w:tc>
-        <w:tc>
-          <w:tcPr>
-            <w:tcW w:type="dxa" w:w="4320"/>
-          </w:tcPr>
-          <w:p>
-            <w:pPr>
-              <w:bidi/>
-              <w:jc w:val="right"/>
-            </w:pPr>
-            <w:r>
-              <w:t>الوثائق الرسمية</w:t>
-            </w:r>
-          </w:p>
-        </w:tc>
-      </w:tr>
-      <w:tr>
-        <w:tc>
-          <w:tcPr>
-            <w:tcW w:type="dxa" w:w="4320"/>
-          </w:tcPr>
-          <w:p>
-            <w:pPr>
-              <w:bidi/>
-              <w:jc w:val="right"/>
-            </w:pPr>
-            <w:r>
-              <w:t>/admin/student-requests</w:t>
-            </w:r>
-          </w:p>
-        </w:tc>
-        <w:tc>
-          <w:tcPr>
-            <w:tcW w:type="dxa" w:w="4320"/>
-          </w:tcPr>
-          <w:p>
-            <w:pPr>
-              <w:bidi/>
-              <w:jc w:val="right"/>
-            </w:pPr>
-            <w:r>
-              <w:t>طلبات الطلاب</w:t>
-            </w:r>
-          </w:p>
-        </w:tc>
-      </w:tr>
-      <w:tr>
-        <w:tc>
-          <w:tcPr>
-            <w:tcW w:type="dxa" w:w="4320"/>
-          </w:tcPr>
-          <w:p>
-            <w:pPr>
-              <w:bidi/>
-              <w:jc w:val="right"/>
-            </w:pPr>
-            <w:r>
-              <w:t>/admin/request-types</w:t>
-            </w:r>
-          </w:p>
-        </w:tc>
-        <w:tc>
-          <w:tcPr>
-            <w:tcW w:type="dxa" w:w="4320"/>
-          </w:tcPr>
-          <w:p>
-            <w:pPr>
-              <w:bidi/>
-              <w:jc w:val="right"/>
-            </w:pPr>
-            <w:r>
-              <w:t>أنواع الطلبات</w:t>
-            </w:r>
-          </w:p>
-        </w:tc>
-      </w:tr>
-      <w:tr>
-        <w:tc>
-          <w:tcPr>
-            <w:tcW w:type="dxa" w:w="4320"/>
-          </w:tcPr>
-          <w:p>
-            <w:pPr>
-              <w:bidi/>
-              <w:jc w:val="right"/>
-            </w:pPr>
-            <w:r>
-              <w:t>/admin/communications</w:t>
-            </w:r>
-          </w:p>
-        </w:tc>
-        <w:tc>
-          <w:tcPr>
-            <w:tcW w:type="dxa" w:w="4320"/>
-          </w:tcPr>
-          <w:p>
-            <w:pPr>
-              <w:bidi/>
-              <w:jc w:val="right"/>
-            </w:pPr>
-            <w:r>
-              <w:t>الاتصالات</w:t>
-            </w:r>
-          </w:p>
-        </w:tc>
-      </w:tr>
-      <w:tr>
-        <w:tc>
-          <w:tcPr>
-            <w:tcW w:type="dxa" w:w="4320"/>
-          </w:tcPr>
-          <w:p>
-            <w:pPr>
-              <w:bidi/>
-              <w:jc w:val="right"/>
-            </w:pPr>
-            <w:r>
-              <w:t>/admin/messages</w:t>
-            </w:r>
-          </w:p>
-        </w:tc>
-        <w:tc>
-          <w:tcPr>
-            <w:tcW w:type="dxa" w:w="4320"/>
-          </w:tcPr>
-          <w:p>
-            <w:pPr>
-              <w:bidi/>
-              <w:jc w:val="right"/>
-            </w:pPr>
-            <w:r>
-              <w:t>الرسائل</w:t>
-            </w:r>
-          </w:p>
-        </w:tc>
-      </w:tr>
-      <w:tr>
-        <w:tc>
-          <w:tcPr>
-            <w:tcW w:type="dxa" w:w="4320"/>
-          </w:tcPr>
-          <w:p>
-            <w:pPr>
-              <w:bidi/>
-              <w:jc w:val="right"/>
-            </w:pPr>
-            <w:r>
-              <w:t>/admin/news</w:t>
-            </w:r>
-          </w:p>
-        </w:tc>
-        <w:tc>
-          <w:tcPr>
-            <w:tcW w:type="dxa" w:w="4320"/>
-          </w:tcPr>
-          <w:p>
-            <w:pPr>
-              <w:bidi/>
-              <w:jc w:val="right"/>
-            </w:pPr>
-            <w:r>
-              <w:t>الأخبار</w:t>
-            </w:r>
-          </w:p>
-        </w:tc>
-      </w:tr>
-      <w:tr>
-        <w:tc>
-          <w:tcPr>
-            <w:tcW w:type="dxa" w:w="4320"/>
-          </w:tcPr>
-          <w:p>
-            <w:pPr>
-              <w:bidi/>
-              <w:jc w:val="right"/>
-            </w:pPr>
-            <w:r>
-              <w:t>/admin/events</w:t>
-            </w:r>
-          </w:p>
-        </w:tc>
-        <w:tc>
-          <w:tcPr>
-            <w:tcW w:type="dxa" w:w="4320"/>
-          </w:tcPr>
-          <w:p>
-            <w:pPr>
-              <w:bidi/>
-              <w:jc w:val="right"/>
-            </w:pPr>
-            <w:r>
-              <w:t>الفعاليات</w:t>
-            </w:r>
-          </w:p>
-        </w:tc>
-      </w:tr>
-      <w:tr>
-        <w:tc>
-          <w:tcPr>
-            <w:tcW w:type="dxa" w:w="4320"/>
-          </w:tcPr>
-          <w:p>
-            <w:pPr>
-              <w:bidi/>
-              <w:jc w:val="right"/>
-            </w:pPr>
-            <w:r>
-              <w:t>/admin/research</w:t>
-            </w:r>
-          </w:p>
-        </w:tc>
-        <w:tc>
-          <w:tcPr>
-            <w:tcW w:type="dxa" w:w="4320"/>
-          </w:tcPr>
-          <w:p>
-            <w:pPr>
-              <w:bidi/>
-              <w:jc w:val="right"/>
-            </w:pPr>
-            <w:r>
-              <w:t>البحوث</w:t>
-            </w:r>
-          </w:p>
-        </w:tc>
-      </w:tr>
-      <w:tr>
-        <w:tc>
-          <w:tcPr>
-            <w:tcW w:type="dxa" w:w="4320"/>
-          </w:tcPr>
-          <w:p>
-            <w:pPr>
-              <w:bidi/>
-              <w:jc w:val="right"/>
-            </w:pPr>
-            <w:r>
-              <w:t>/admin/reports</w:t>
-            </w:r>
-          </w:p>
-        </w:tc>
-        <w:tc>
-          <w:tcPr>
-            <w:tcW w:type="dxa" w:w="4320"/>
-          </w:tcPr>
-          <w:p>
-            <w:pPr>
-              <w:bidi/>
-              <w:jc w:val="right"/>
-            </w:pPr>
-            <w:r>
-              <w:t>التقارير</w:t>
-            </w:r>
-          </w:p>
-        </w:tc>
-      </w:tr>
-      <w:tr>
-        <w:tc>
-          <w:tcPr>
-            <w:tcW w:type="dxa" w:w="4320"/>
-          </w:tcPr>
-          <w:p>
-            <w:pPr>
-              <w:bidi/>
-              <w:jc w:val="right"/>
-            </w:pPr>
-            <w:r>
-              <w:t>/admin/executive-dashboard</w:t>
-            </w:r>
-          </w:p>
-        </w:tc>
-        <w:tc>
-          <w:tcPr>
-            <w:tcW w:type="dxa" w:w="4320"/>
-          </w:tcPr>
-          <w:p>
-            <w:pPr>
-              <w:bidi/>
-              <w:jc w:val="right"/>
-            </w:pPr>
-            <w:r>
-              <w:t>لوحة القيادات</w:t>
-            </w:r>
-          </w:p>
-        </w:tc>
-      </w:tr>
-      <w:tr>
-        <w:tc>
-          <w:tcPr>
-            <w:tcW w:type="dxa" w:w="4320"/>
-          </w:tcPr>
-          <w:p>
-            <w:pPr>
-              <w:bidi/>
-              <w:jc w:val="right"/>
-            </w:pPr>
-            <w:r>
-              <w:t>/admin/audit-log</w:t>
-            </w:r>
-          </w:p>
-        </w:tc>
-        <w:tc>
-          <w:tcPr>
-            <w:tcW w:type="dxa" w:w="4320"/>
-          </w:tcPr>
-          <w:p>
-            <w:pPr>
-              <w:bidi/>
-              <w:jc w:val="right"/>
-            </w:pPr>
-            <w:r>
-              <w:t>سجلات التدقيق</w:t>
-            </w:r>
-          </w:p>
-        </w:tc>
-      </w:tr>
-      <w:tr>
-        <w:tc>
-          <w:tcPr>
-            <w:tcW w:type="dxa" w:w="4320"/>
-          </w:tcPr>
-          <w:p>
-            <w:pPr>
-              <w:bidi/>
-              <w:jc w:val="right"/>
-            </w:pPr>
-            <w:r>
-              <w:t>/admin/backup-status</w:t>
-            </w:r>
-          </w:p>
-        </w:tc>
-        <w:tc>
-          <w:tcPr>
-            <w:tcW w:type="dxa" w:w="4320"/>
-          </w:tcPr>
-          <w:p>
-            <w:pPr>
-              <w:bidi/>
-              <w:jc w:val="right"/>
-            </w:pPr>
-            <w:r>
-              <w:t>حالة النسخ الاحتياطي</w:t>
-            </w:r>
-          </w:p>
-        </w:tc>
-      </w:tr>
-      <w:tr>
-        <w:tc>
-          <w:tcPr>
-            <w:tcW w:type="dxa" w:w="4320"/>
-          </w:tcPr>
-          <w:p>
-            <w:pPr>
-              <w:bidi/>
-              <w:jc w:val="right"/>
-            </w:pPr>
-            <w:r>
-              <w:t>/admin/security-status</w:t>
-            </w:r>
-          </w:p>
-        </w:tc>
-        <w:tc>
-          <w:tcPr>
-            <w:tcW w:type="dxa" w:w="4320"/>
-          </w:tcPr>
-          <w:p>
-            <w:pPr>
-              <w:bidi/>
-              <w:jc w:val="right"/>
-            </w:pPr>
-            <w:r>
-              <w:t>حالة الأمان</w:t>
-            </w:r>
-          </w:p>
-        </w:tc>
-      </w:tr>
-      <w:tr>
-        <w:tc>
-          <w:tcPr>
-            <w:tcW w:type="dxa" w:w="4320"/>
-          </w:tcPr>
-          <w:p>
-            <w:pPr>
-              <w:bidi/>
-              <w:jc w:val="right"/>
-            </w:pPr>
-            <w:r>
-              <w:t>/admin/system-readiness</w:t>
-            </w:r>
-          </w:p>
-        </w:tc>
-        <w:tc>
-          <w:tcPr>
-            <w:tcW w:type="dxa" w:w="4320"/>
-          </w:tcPr>
-          <w:p>
-            <w:pPr>
-              <w:bidi/>
-              <w:jc w:val="right"/>
-            </w:pPr>
-            <w:r>
-              <w:t>جاهزية النظام</w:t>
-            </w:r>
-          </w:p>
-        </w:tc>
-      </w:tr>
-      <w:tr>
-        <w:tc>
-          <w:tcPr>
-            <w:tcW w:type="dxa" w:w="4320"/>
-          </w:tcPr>
-          <w:p>
-            <w:pPr>
-              <w:bidi/>
-              <w:jc w:val="right"/>
-            </w:pPr>
-            <w:r>
-              <w:t>/admin/pilot-center</w:t>
-            </w:r>
-          </w:p>
-        </w:tc>
-        <w:tc>
-          <w:tcPr>
-            <w:tcW w:type="dxa" w:w="4320"/>
-          </w:tcPr>
-          <w:p>
-            <w:pPr>
-              <w:bidi/>
-              <w:jc w:val="right"/>
-            </w:pPr>
-            <w:r>
-              <w:t>مركز التشغيل التجريبي</w:t>
-            </w:r>
-          </w:p>
-        </w:tc>
-      </w:tr>
-      <w:tr>
-        <w:tc>
-          <w:tcPr>
-            <w:tcW w:type="dxa" w:w="4320"/>
-          </w:tcPr>
-          <w:p>
-            <w:pPr>
-              <w:bidi/>
-              <w:jc w:val="right"/>
-            </w:pPr>
-            <w:r>
-              <w:t>/admin/automation</w:t>
-            </w:r>
-          </w:p>
-        </w:tc>
-        <w:tc>
-          <w:tcPr>
-            <w:tcW w:type="dxa" w:w="4320"/>
-          </w:tcPr>
-          <w:p>
-            <w:pPr>
-              <w:bidi/>
-              <w:jc w:val="right"/>
-            </w:pPr>
-            <w:r>
-              <w:t>الأتمتة</w:t>
-            </w:r>
-          </w:p>
-        </w:tc>
-      </w:tr>
-      <w:tr>
-        <w:tc>
-          <w:tcPr>
-            <w:tcW w:type="dxa" w:w="4320"/>
-          </w:tcPr>
-          <w:p>
-            <w:pPr>
-              <w:bidi/>
-              <w:jc w:val="right"/>
-            </w:pPr>
-            <w:r>
-              <w:t>/admin/settings</w:t>
-            </w:r>
-          </w:p>
-        </w:tc>
-        <w:tc>
-          <w:tcPr>
-            <w:tcW w:type="dxa" w:w="4320"/>
-          </w:tcPr>
-          <w:p>
-            <w:pPr>
-              <w:bidi/>
-              <w:jc w:val="right"/>
-            </w:pPr>
-            <w:r>
-              <w:t>الإعدادات</w:t>
+              <w:t>واحد إلى واحد</w:t>
             </w:r>
           </w:p>
         </w:tc>
@@ -3273,7 +2847,21 @@
           <w:color w:val="666666"/>
           <w:sz w:val="20"/>
         </w:rPr>
-        <w:t>[لقطة شاشة مطلوبة: اللوحة الرئيسية للإدارة]</w:t>
+        <w:t>[لقطة شاشة مطلوبة: مخطط ER للعلاقات الأكاديمية]</w:t>
+      </w:r>
+    </w:p>
+    <w:p>
+      <w:pPr>
+        <w:bidi/>
+        <w:jc w:val="right"/>
+      </w:pPr>
+      <w:r>
+        <w:rPr>
+          <w:i/>
+          <w:color w:val="888888"/>
+          <w:sz w:val="18"/>
+        </w:rPr>
+        <w:t xml:space="preserve">    ↳ يظهر الكيانات السبعة الأساسية مع أسهم العلاقات</w:t>
       </w:r>
     </w:p>
     <w:p>
@@ -3287,21 +2875,7 @@
           <w:color w:val="1F3A5F"/>
           <w:sz w:val="40"/>
         </w:rPr>
-        <w:t>9. إدارة الحسابات</w:t>
-      </w:r>
-    </w:p>
-    <w:p>
-      <w:pPr>
-        <w:bidi/>
-        <w:jc w:val="right"/>
-      </w:pPr>
-      <w:r>
-        <w:rPr>
-          <w:b/>
-          <w:color w:val="C0392B"/>
-          <w:sz w:val="30"/>
-        </w:rPr>
-        <w:t>9.1 حسابات أعضاء هيئة التدريس</w:t>
+        <w:t>8. بوابة الطالب</w:t>
       </w:r>
     </w:p>
     <w:p>
@@ -3313,73 +2887,7 @@
         <w:rPr>
           <w:sz w:val="24"/>
         </w:rPr>
-        <w:t>تُدار من /admin/faculty-accounts. يمكن إنشاؤها فردياً أو بالاستيراد الجماعي عبر قالب faculty_accounts.</w:t>
-      </w:r>
-    </w:p>
-    <w:p>
-      <w:pPr>
-        <w:bidi/>
-        <w:jc w:val="right"/>
-      </w:pPr>
-      <w:r>
-        <w:rPr>
-          <w:b/>
-          <w:color w:val="C0392B"/>
-          <w:sz w:val="30"/>
-        </w:rPr>
-        <w:t>9.2 حسابات الموظفين</w:t>
-      </w:r>
-    </w:p>
-    <w:p>
-      <w:pPr>
-        <w:bidi/>
-        <w:jc w:val="right"/>
-      </w:pPr>
-      <w:r>
-        <w:rPr>
-          <w:sz w:val="24"/>
-        </w:rPr>
-        <w:t>تُدار من /admin/users و /admin/staff-management.</w:t>
-      </w:r>
-    </w:p>
-    <w:p>
-      <w:pPr>
-        <w:bidi/>
-        <w:jc w:val="right"/>
-      </w:pPr>
-      <w:r>
-        <w:rPr>
-          <w:b/>
-          <w:color w:val="C0392B"/>
-          <w:sz w:val="30"/>
-        </w:rPr>
-        <w:t>9.3 حسابات الطلاب</w:t>
-      </w:r>
-    </w:p>
-    <w:p>
-      <w:pPr>
-        <w:bidi/>
-        <w:jc w:val="right"/>
-      </w:pPr>
-      <w:r>
-        <w:rPr>
-          <w:sz w:val="24"/>
-        </w:rPr>
-        <w:t>تُدار عبر قالب الاستيراد student_accounts بعد استيراد بيانات الطلاب.</w:t>
-      </w:r>
-    </w:p>
-    <w:p>
-      <w:pPr>
-        <w:bidi/>
-        <w:jc w:val="right"/>
-      </w:pPr>
-      <w:r>
-        <w:rPr>
-          <w:b/>
-          <w:color w:val="B71C1C"/>
-          <w:sz w:val="22"/>
-        </w:rPr>
-        <w:t>تحذير: يجب تفعيل خاصية 'إجبار تغيير كلمة المرور' عند الإنشاء لحماية الحساب.</w:t>
+        <w:t>التفاصيل الكاملة في الوثيقة 05 (Student Guide). الملخص: 6 صفحات رئيسية، تسجيل دخول موحد، تغيير كلمة المرور إجباري عند أول دخول.</w:t>
       </w:r>
     </w:p>
     <w:p>
@@ -3393,7 +2901,7 @@
           <w:color w:val="1F3A5F"/>
           <w:sz w:val="40"/>
         </w:rPr>
-        <w:t>10. نظام الأدوار</w:t>
+        <w:t>9. تطبيق الجوال للطالب</w:t>
       </w:r>
     </w:p>
     <w:p>
@@ -3405,7 +2913,73 @@
         <w:rPr>
           <w:sz w:val="24"/>
         </w:rPr>
-        <w:t>بعد مرحلة ROLE-MAPPING-01، أصبح هناك 18 دوراً تنظيمياً مرتبطة بأدوار تشغيلية فعلية.</w:t>
+        <w:t>تطبيق PWA يعمل بدون اتصال للصفحات المخزنة. التفاصيل في الوثيقة 05.</w:t>
+      </w:r>
+    </w:p>
+    <w:p>
+      <w:pPr>
+        <w:bidi/>
+        <w:jc w:val="right"/>
+      </w:pPr>
+      <w:r>
+        <w:rPr>
+          <w:b/>
+          <w:color w:val="1F3A5F"/>
+          <w:sz w:val="40"/>
+        </w:rPr>
+        <w:t>10. بوابة عضو هيئة التدريس</w:t>
+      </w:r>
+    </w:p>
+    <w:p>
+      <w:pPr>
+        <w:bidi/>
+        <w:jc w:val="right"/>
+      </w:pPr>
+      <w:r>
+        <w:rPr>
+          <w:sz w:val="24"/>
+        </w:rPr>
+        <w:t>التفاصيل في الوثيقة 04 (Faculty Member Guide).</w:t>
+      </w:r>
+    </w:p>
+    <w:p>
+      <w:pPr>
+        <w:bidi/>
+        <w:jc w:val="right"/>
+      </w:pPr>
+      <w:r>
+        <w:rPr>
+          <w:b/>
+          <w:color w:val="1F3A5F"/>
+          <w:sz w:val="40"/>
+        </w:rPr>
+        <w:t>11. لوحة الإدارة</w:t>
+      </w:r>
+    </w:p>
+    <w:p>
+      <w:pPr>
+        <w:bidi/>
+        <w:jc w:val="right"/>
+      </w:pPr>
+      <w:r>
+        <w:rPr>
+          <w:sz w:val="24"/>
+        </w:rPr>
+        <w:t>تضم 39 صفحة موزعة على: الهيكل الأكاديمي، الطلاب، الكادر، الحسابات، الأدوار، الاستيراد، المالية، الوثائق، التقارير، التشغيل.</w:t>
+      </w:r>
+    </w:p>
+    <w:p>
+      <w:pPr>
+        <w:bidi/>
+        <w:jc w:val="right"/>
+      </w:pPr>
+      <w:r>
+        <w:rPr>
+          <w:b/>
+          <w:color w:val="1F3A5F"/>
+          <w:sz w:val="40"/>
+        </w:rPr>
+        <w:t>12. الحسابات والأدوار</w:t>
       </w:r>
     </w:p>
     <w:tbl>
@@ -3450,7 +3024,7 @@
               <w:rPr>
                 <w:b/>
               </w:rPr>
-              <w:t>الاسم العربي</w:t>
+              <w:t>العربي</w:t>
             </w:r>
           </w:p>
         </w:tc>
@@ -4277,21 +3851,7 @@
           <w:color w:val="0B5F0B"/>
           <w:sz w:val="22"/>
         </w:rPr>
-        <w:t>ملاحظة: إسناد دور تنظيمي يضيف الدور التشغيلي المقابل تلقائياً في user_roles.</w:t>
-      </w:r>
-    </w:p>
-    <w:p>
-      <w:pPr>
-        <w:bidi/>
-        <w:jc w:val="right"/>
-      </w:pPr>
-      <w:r>
-        <w:rPr>
-          <w:i/>
-          <w:color w:val="0B5F0B"/>
-          <w:sz w:val="22"/>
-        </w:rPr>
-        <w:t>ملاحظة: إزالة دور تنظيمي تحذف الدور التشغيلي فقط إذا لم يكن مرتبطاً بأدوار أخرى للمستخدم.</w:t>
+        <w:t>ملاحظة: الأدوار الموسومة 'viewer' (الجودة) للعرض فقط.</w:t>
       </w:r>
     </w:p>
     <w:p>
@@ -4305,7 +3865,7 @@
           <w:color w:val="1F3A5F"/>
           <w:sz w:val="40"/>
         </w:rPr>
-        <w:t>11. نظام الاستيراد الجماعي</w:t>
+        <w:t>13. الاستيراد الجماعي</w:t>
       </w:r>
     </w:p>
     <w:p>
@@ -4317,7 +3877,47 @@
         <w:rPr>
           <w:sz w:val="24"/>
         </w:rPr>
-        <w:t>النظام يوفر 17 قالباً جاهزاً للاستيراد من /admin/imports.</w:t>
+        <w:t>17 قالباً جاهزاً. التفاصيل الكاملة في الوثيقة 06.</w:t>
+      </w:r>
+    </w:p>
+    <w:p>
+      <w:pPr>
+        <w:bidi/>
+        <w:jc w:val="right"/>
+      </w:pPr>
+      <w:r>
+        <w:rPr>
+          <w:b/>
+          <w:color w:val="1F3A5F"/>
+          <w:sz w:val="40"/>
+        </w:rPr>
+        <w:t>14. التشغيل الفعلي</w:t>
+      </w:r>
+    </w:p>
+    <w:p>
+      <w:pPr>
+        <w:bidi/>
+        <w:jc w:val="right"/>
+      </w:pPr>
+      <w:r>
+        <w:rPr>
+          <w:sz w:val="24"/>
+        </w:rPr>
+        <w:t>يتم وفق 8 مراحل محددة في الوثيقة 07 (Go Live Checklist).</w:t>
+      </w:r>
+    </w:p>
+    <w:p>
+      <w:pPr>
+        <w:bidi/>
+        <w:jc w:val="right"/>
+      </w:pPr>
+      <w:r>
+        <w:rPr>
+          <w:b/>
+          <w:color w:val="1F3A5F"/>
+          <w:sz w:val="40"/>
+        </w:rPr>
+        <w:t>15. الملاحق</w:t>
       </w:r>
     </w:p>
     <w:p>
@@ -4331,7 +3931,7 @@
           <w:color w:val="C0392B"/>
           <w:sz w:val="30"/>
         </w:rPr>
-        <w:t>11.1 القوالب المتاحة</w:t>
+        <w:t>ملحق A: الإحصائيات</w:t>
       </w:r>
     </w:p>
     <w:tbl>
@@ -4358,7 +3958,7 @@
               <w:rPr>
                 <w:b/>
               </w:rPr>
-              <w:t>الكود</w:t>
+              <w:t>البند</w:t>
             </w:r>
           </w:p>
         </w:tc>
@@ -4375,7 +3975,7 @@
               <w:rPr>
                 <w:b/>
               </w:rPr>
-              <w:t>الوصف</w:t>
+              <w:t>العدد</w:t>
             </w:r>
           </w:p>
         </w:tc>
@@ -4391,7 +3991,7 @@
               <w:jc w:val="right"/>
             </w:pPr>
             <w:r>
-              <w:t>departments</w:t>
+              <w:t>إجمالي المسارات</w:t>
             </w:r>
           </w:p>
         </w:tc>
@@ -4405,7 +4005,7 @@
               <w:jc w:val="right"/>
             </w:pPr>
             <w:r>
-              <w:t>الأقسام الأكاديمية</w:t>
+              <w:t>&gt;60</w:t>
             </w:r>
           </w:p>
         </w:tc>
@@ -4421,7 +4021,7 @@
               <w:jc w:val="right"/>
             </w:pPr>
             <w:r>
-              <w:t>programs</w:t>
+              <w:t>صفحات الإدارة</w:t>
             </w:r>
           </w:p>
         </w:tc>
@@ -4435,7 +4035,7 @@
               <w:jc w:val="right"/>
             </w:pPr>
             <w:r>
-              <w:t>البرامج الأكاديمية</w:t>
+              <w:t>39</w:t>
             </w:r>
           </w:p>
         </w:tc>
@@ -4451,7 +4051,7 @@
               <w:jc w:val="right"/>
             </w:pPr>
             <w:r>
-              <w:t>levels</w:t>
+              <w:t>قوالب الاستيراد</w:t>
             </w:r>
           </w:p>
         </w:tc>
@@ -4465,7 +4065,7 @@
               <w:jc w:val="right"/>
             </w:pPr>
             <w:r>
-              <w:t>المستويات الدراسية</w:t>
+              <w:t>17</w:t>
             </w:r>
           </w:p>
         </w:tc>
@@ -4481,7 +4081,7 @@
               <w:jc w:val="right"/>
             </w:pPr>
             <w:r>
-              <w:t>students</w:t>
+              <w:t>الأدوار التنظيمية</w:t>
             </w:r>
           </w:p>
         </w:tc>
@@ -4495,7 +4095,7 @@
               <w:jc w:val="right"/>
             </w:pPr>
             <w:r>
-              <w:t>الطلاب</w:t>
+              <w:t>18</w:t>
             </w:r>
           </w:p>
         </w:tc>
@@ -4511,7 +4111,7 @@
               <w:jc w:val="right"/>
             </w:pPr>
             <w:r>
-              <w:t>student_accounts</w:t>
+              <w:t>الأدوار التشغيلية</w:t>
             </w:r>
           </w:p>
         </w:tc>
@@ -4525,7 +4125,7 @@
               <w:jc w:val="right"/>
             </w:pPr>
             <w:r>
-              <w:t>حسابات الطلاب</w:t>
+              <w:t>12</w:t>
             </w:r>
           </w:p>
         </w:tc>
@@ -4541,7 +4141,7 @@
               <w:jc w:val="right"/>
             </w:pPr>
             <w:r>
-              <w:t>faculty</w:t>
+              <w:t>الفصول المدعومة</w:t>
             </w:r>
           </w:p>
         </w:tc>
@@ -4555,593 +4155,13 @@
               <w:jc w:val="right"/>
             </w:pPr>
             <w:r>
-              <w:t>أعضاء هيئة التدريس</w:t>
-            </w:r>
-          </w:p>
-        </w:tc>
-      </w:tr>
-      <w:tr>
-        <w:tc>
-          <w:tcPr>
-            <w:tcW w:type="dxa" w:w="4320"/>
-          </w:tcPr>
-          <w:p>
-            <w:pPr>
-              <w:bidi/>
-              <w:jc w:val="right"/>
-            </w:pPr>
-            <w:r>
-              <w:t>faculty_accounts</w:t>
-            </w:r>
-          </w:p>
-        </w:tc>
-        <w:tc>
-          <w:tcPr>
-            <w:tcW w:type="dxa" w:w="4320"/>
-          </w:tcPr>
-          <w:p>
-            <w:pPr>
-              <w:bidi/>
-              <w:jc w:val="right"/>
-            </w:pPr>
-            <w:r>
-              <w:t>حسابات أعضاء هيئة التدريس</w:t>
-            </w:r>
-          </w:p>
-        </w:tc>
-      </w:tr>
-      <w:tr>
-        <w:tc>
-          <w:tcPr>
-            <w:tcW w:type="dxa" w:w="4320"/>
-          </w:tcPr>
-          <w:p>
-            <w:pPr>
-              <w:bidi/>
-              <w:jc w:val="right"/>
-            </w:pPr>
-            <w:r>
-              <w:t>courses</w:t>
-            </w:r>
-          </w:p>
-        </w:tc>
-        <w:tc>
-          <w:tcPr>
-            <w:tcW w:type="dxa" w:w="4320"/>
-          </w:tcPr>
-          <w:p>
-            <w:pPr>
-              <w:bidi/>
-              <w:jc w:val="right"/>
-            </w:pPr>
-            <w:r>
-              <w:t>المقررات</w:t>
-            </w:r>
-          </w:p>
-        </w:tc>
-      </w:tr>
-      <w:tr>
-        <w:tc>
-          <w:tcPr>
-            <w:tcW w:type="dxa" w:w="4320"/>
-          </w:tcPr>
-          <w:p>
-            <w:pPr>
-              <w:bidi/>
-              <w:jc w:val="right"/>
-            </w:pPr>
-            <w:r>
-              <w:t>study_plans</w:t>
-            </w:r>
-          </w:p>
-        </w:tc>
-        <w:tc>
-          <w:tcPr>
-            <w:tcW w:type="dxa" w:w="4320"/>
-          </w:tcPr>
-          <w:p>
-            <w:pPr>
-              <w:bidi/>
-              <w:jc w:val="right"/>
-            </w:pPr>
-            <w:r>
-              <w:t>الخطط الدراسية</w:t>
-            </w:r>
-          </w:p>
-        </w:tc>
-      </w:tr>
-      <w:tr>
-        <w:tc>
-          <w:tcPr>
-            <w:tcW w:type="dxa" w:w="4320"/>
-          </w:tcPr>
-          <w:p>
-            <w:pPr>
-              <w:bidi/>
-              <w:jc w:val="right"/>
-            </w:pPr>
-            <w:r>
-              <w:t>course_sections</w:t>
-            </w:r>
-          </w:p>
-        </w:tc>
-        <w:tc>
-          <w:tcPr>
-            <w:tcW w:type="dxa" w:w="4320"/>
-          </w:tcPr>
-          <w:p>
-            <w:pPr>
-              <w:bidi/>
-              <w:jc w:val="right"/>
-            </w:pPr>
-            <w:r>
-              <w:t>الشعب الدراسية</w:t>
-            </w:r>
-          </w:p>
-        </w:tc>
-      </w:tr>
-      <w:tr>
-        <w:tc>
-          <w:tcPr>
-            <w:tcW w:type="dxa" w:w="4320"/>
-          </w:tcPr>
-          <w:p>
-            <w:pPr>
-              <w:bidi/>
-              <w:jc w:val="right"/>
-            </w:pPr>
-            <w:r>
-              <w:t>student_enrollments</w:t>
-            </w:r>
-          </w:p>
-        </w:tc>
-        <w:tc>
-          <w:tcPr>
-            <w:tcW w:type="dxa" w:w="4320"/>
-          </w:tcPr>
-          <w:p>
-            <w:pPr>
-              <w:bidi/>
-              <w:jc w:val="right"/>
-            </w:pPr>
-            <w:r>
-              <w:t>تسجيلات الطلاب</w:t>
-            </w:r>
-          </w:p>
-        </w:tc>
-      </w:tr>
-      <w:tr>
-        <w:tc>
-          <w:tcPr>
-            <w:tcW w:type="dxa" w:w="4320"/>
-          </w:tcPr>
-          <w:p>
-            <w:pPr>
-              <w:bidi/>
-              <w:jc w:val="right"/>
-            </w:pPr>
-            <w:r>
-              <w:t>student_grades</w:t>
-            </w:r>
-          </w:p>
-        </w:tc>
-        <w:tc>
-          <w:tcPr>
-            <w:tcW w:type="dxa" w:w="4320"/>
-          </w:tcPr>
-          <w:p>
-            <w:pPr>
-              <w:bidi/>
-              <w:jc w:val="right"/>
-            </w:pPr>
-            <w:r>
-              <w:t>درجات الطلاب</w:t>
-            </w:r>
-          </w:p>
-        </w:tc>
-      </w:tr>
-      <w:tr>
-        <w:tc>
-          <w:tcPr>
-            <w:tcW w:type="dxa" w:w="4320"/>
-          </w:tcPr>
-          <w:p>
-            <w:pPr>
-              <w:bidi/>
-              <w:jc w:val="right"/>
-            </w:pPr>
-            <w:r>
-              <w:t>student_fees</w:t>
-            </w:r>
-          </w:p>
-        </w:tc>
-        <w:tc>
-          <w:tcPr>
-            <w:tcW w:type="dxa" w:w="4320"/>
-          </w:tcPr>
-          <w:p>
-            <w:pPr>
-              <w:bidi/>
-              <w:jc w:val="right"/>
-            </w:pPr>
-            <w:r>
-              <w:t>رسوم الطلاب</w:t>
-            </w:r>
-          </w:p>
-        </w:tc>
-      </w:tr>
-      <w:tr>
-        <w:tc>
-          <w:tcPr>
-            <w:tcW w:type="dxa" w:w="4320"/>
-          </w:tcPr>
-          <w:p>
-            <w:pPr>
-              <w:bidi/>
-              <w:jc w:val="right"/>
-            </w:pPr>
-            <w:r>
-              <w:t>student_discounts</w:t>
-            </w:r>
-          </w:p>
-        </w:tc>
-        <w:tc>
-          <w:tcPr>
-            <w:tcW w:type="dxa" w:w="4320"/>
-          </w:tcPr>
-          <w:p>
-            <w:pPr>
-              <w:bidi/>
-              <w:jc w:val="right"/>
-            </w:pPr>
-            <w:r>
-              <w:t>خصومات الطلاب</w:t>
-            </w:r>
-          </w:p>
-        </w:tc>
-      </w:tr>
-      <w:tr>
-        <w:tc>
-          <w:tcPr>
-            <w:tcW w:type="dxa" w:w="4320"/>
-          </w:tcPr>
-          <w:p>
-            <w:pPr>
-              <w:bidi/>
-              <w:jc w:val="right"/>
-            </w:pPr>
-            <w:r>
-              <w:t>class_schedule</w:t>
-            </w:r>
-          </w:p>
-        </w:tc>
-        <w:tc>
-          <w:tcPr>
-            <w:tcW w:type="dxa" w:w="4320"/>
-          </w:tcPr>
-          <w:p>
-            <w:pPr>
-              <w:bidi/>
-              <w:jc w:val="right"/>
-            </w:pPr>
-            <w:r>
-              <w:t>الجدول الدراسي</w:t>
-            </w:r>
-          </w:p>
-        </w:tc>
-      </w:tr>
-      <w:tr>
-        <w:tc>
-          <w:tcPr>
-            <w:tcW w:type="dxa" w:w="4320"/>
-          </w:tcPr>
-          <w:p>
-            <w:pPr>
-              <w:bidi/>
-              <w:jc w:val="right"/>
-            </w:pPr>
-            <w:r>
-              <w:t>documents</w:t>
-            </w:r>
-          </w:p>
-        </w:tc>
-        <w:tc>
-          <w:tcPr>
-            <w:tcW w:type="dxa" w:w="4320"/>
-          </w:tcPr>
-          <w:p>
-            <w:pPr>
-              <w:bidi/>
-              <w:jc w:val="right"/>
-            </w:pPr>
-            <w:r>
-              <w:t>الوثائق الرسمية</w:t>
-            </w:r>
-          </w:p>
-        </w:tc>
-      </w:tr>
-      <w:tr>
-        <w:tc>
-          <w:tcPr>
-            <w:tcW w:type="dxa" w:w="4320"/>
-          </w:tcPr>
-          <w:p>
-            <w:pPr>
-              <w:bidi/>
-              <w:jc w:val="right"/>
-            </w:pPr>
-            <w:r>
-              <w:t>staff</w:t>
-            </w:r>
-          </w:p>
-        </w:tc>
-        <w:tc>
-          <w:tcPr>
-            <w:tcW w:type="dxa" w:w="4320"/>
-          </w:tcPr>
-          <w:p>
-            <w:pPr>
-              <w:bidi/>
-              <w:jc w:val="right"/>
-            </w:pPr>
-            <w:r>
-              <w:t>الموظفون الإداريون</w:t>
+              <w:t>2</w:t>
             </w:r>
           </w:p>
         </w:tc>
       </w:tr>
     </w:tbl>
     <w:p/>
-    <w:p>
-      <w:pPr>
-        <w:bidi/>
-        <w:jc w:val="right"/>
-      </w:pPr>
-      <w:r>
-        <w:rPr>
-          <w:b/>
-          <w:color w:val="C0392B"/>
-          <w:sz w:val="30"/>
-        </w:rPr>
-        <w:t>11.2 خطوات الاستيراد</w:t>
-      </w:r>
-    </w:p>
-    <w:p>
-      <w:pPr>
-        <w:pStyle w:val="ListBullet"/>
-        <w:bidi/>
-        <w:jc w:val="right"/>
-      </w:pPr>
-      <w:r>
-        <w:rPr>
-          <w:sz w:val="24"/>
-        </w:rPr>
-        <w:t>1. اختيار القالب المناسب.</w:t>
-      </w:r>
-    </w:p>
-    <w:p>
-      <w:pPr>
-        <w:pStyle w:val="ListBullet"/>
-        <w:bidi/>
-        <w:jc w:val="right"/>
-      </w:pPr>
-      <w:r>
-        <w:rPr>
-          <w:sz w:val="24"/>
-        </w:rPr>
-        <w:t>2. تنزيل ملف القالب (CSV/Excel).</w:t>
-      </w:r>
-    </w:p>
-    <w:p>
-      <w:pPr>
-        <w:pStyle w:val="ListBullet"/>
-        <w:bidi/>
-        <w:jc w:val="right"/>
-      </w:pPr>
-      <w:r>
-        <w:rPr>
-          <w:sz w:val="24"/>
-        </w:rPr>
-        <w:t>3. ملء البيانات وفق الأعمدة المحددة.</w:t>
-      </w:r>
-    </w:p>
-    <w:p>
-      <w:pPr>
-        <w:pStyle w:val="ListBullet"/>
-        <w:bidi/>
-        <w:jc w:val="right"/>
-      </w:pPr>
-      <w:r>
-        <w:rPr>
-          <w:sz w:val="24"/>
-        </w:rPr>
-        <w:t>4. رفع الملف.</w:t>
-      </w:r>
-    </w:p>
-    <w:p>
-      <w:pPr>
-        <w:pStyle w:val="ListBullet"/>
-        <w:bidi/>
-        <w:jc w:val="right"/>
-      </w:pPr>
-      <w:r>
-        <w:rPr>
-          <w:sz w:val="24"/>
-        </w:rPr>
-        <w:t>5. تشغيل Dry Run للتحقق.</w:t>
-      </w:r>
-    </w:p>
-    <w:p>
-      <w:pPr>
-        <w:pStyle w:val="ListBullet"/>
-        <w:bidi/>
-        <w:jc w:val="right"/>
-      </w:pPr>
-      <w:r>
-        <w:rPr>
-          <w:sz w:val="24"/>
-        </w:rPr>
-        <w:t>6. مراجعة الأخطاء وتصحيحها.</w:t>
-      </w:r>
-    </w:p>
-    <w:p>
-      <w:pPr>
-        <w:pStyle w:val="ListBullet"/>
-        <w:bidi/>
-        <w:jc w:val="right"/>
-      </w:pPr>
-      <w:r>
-        <w:rPr>
-          <w:sz w:val="24"/>
-        </w:rPr>
-        <w:t>7. تنفيذ الاستيراد الفعلي.</w:t>
-      </w:r>
-    </w:p>
-    <w:p>
-      <w:pPr>
-        <w:pStyle w:val="ListBullet"/>
-        <w:bidi/>
-        <w:jc w:val="right"/>
-      </w:pPr>
-      <w:r>
-        <w:rPr>
-          <w:sz w:val="24"/>
-        </w:rPr>
-        <w:t>8. مراجعة التقرير في /admin/audit-log.</w:t>
-      </w:r>
-    </w:p>
-    <w:p>
-      <w:pPr>
-        <w:bidi/>
-        <w:jc w:val="right"/>
-      </w:pPr>
-      <w:r>
-        <w:rPr>
-          <w:b/>
-          <w:color w:val="B71C1C"/>
-          <w:sz w:val="22"/>
-        </w:rPr>
-        <w:t>تحذير: Dry Run إلزامي قبل أي استيراد فعلي.</w:t>
-      </w:r>
-    </w:p>
-    <w:p>
-      <w:pPr>
-        <w:bidi/>
-        <w:jc w:val="right"/>
-      </w:pPr>
-      <w:r>
-        <w:rPr>
-          <w:b/>
-          <w:color w:val="1F3A5F"/>
-          <w:sz w:val="40"/>
-        </w:rPr>
-        <w:t>12. التشغيل الفعلي</w:t>
-      </w:r>
-    </w:p>
-    <w:p>
-      <w:pPr>
-        <w:bidi/>
-        <w:jc w:val="right"/>
-      </w:pPr>
-      <w:r>
-        <w:rPr>
-          <w:sz w:val="24"/>
-        </w:rPr>
-        <w:t>يتم وفق المراحل التسع المحددة في الوثيقة 07 (Go Live Checklist).</w:t>
-      </w:r>
-    </w:p>
-    <w:p>
-      <w:pPr>
-        <w:bidi/>
-        <w:jc w:val="right"/>
-      </w:pPr>
-      <w:r>
-        <w:rPr>
-          <w:b/>
-          <w:color w:val="1F3A5F"/>
-          <w:sz w:val="40"/>
-        </w:rPr>
-        <w:t>13. الملاحق</w:t>
-      </w:r>
-    </w:p>
-    <w:p>
-      <w:pPr>
-        <w:bidi/>
-        <w:jc w:val="right"/>
-      </w:pPr>
-      <w:r>
-        <w:rPr>
-          <w:b/>
-          <w:color w:val="C0392B"/>
-          <w:sz w:val="30"/>
-        </w:rPr>
-        <w:t>ملحق A: المسارات الكاملة</w:t>
-      </w:r>
-    </w:p>
-    <w:p>
-      <w:pPr>
-        <w:bidi/>
-        <w:jc w:val="right"/>
-      </w:pPr>
-      <w:r>
-        <w:rPr>
-          <w:sz w:val="24"/>
-        </w:rPr>
-        <w:t>راجع الجداول في الأقسام 4، 5، 6، 8.</w:t>
-      </w:r>
-    </w:p>
-    <w:p>
-      <w:pPr>
-        <w:bidi/>
-        <w:jc w:val="right"/>
-      </w:pPr>
-      <w:r>
-        <w:rPr>
-          <w:b/>
-          <w:color w:val="C0392B"/>
-          <w:sz w:val="30"/>
-        </w:rPr>
-        <w:t>ملحق B: القوالب الرسمية</w:t>
-      </w:r>
-    </w:p>
-    <w:p>
-      <w:pPr>
-        <w:bidi/>
-        <w:jc w:val="right"/>
-      </w:pPr>
-      <w:r>
-        <w:rPr>
-          <w:sz w:val="24"/>
-        </w:rPr>
-        <w:t>راجع الوثيقة 06 (Import Operations Manual) للتفاصيل الكاملة.</w:t>
-      </w:r>
-    </w:p>
-    <w:p>
-      <w:pPr>
-        <w:bidi/>
-        <w:jc w:val="right"/>
-      </w:pPr>
-      <w:r>
-        <w:rPr>
-          <w:b/>
-          <w:color w:val="C0392B"/>
-          <w:sz w:val="30"/>
-        </w:rPr>
-        <w:t>ملحق C: الأدوار النظامية</w:t>
-      </w:r>
-    </w:p>
-    <w:p>
-      <w:pPr>
-        <w:bidi/>
-        <w:jc w:val="right"/>
-      </w:pPr>
-      <w:r>
-        <w:rPr>
-          <w:sz w:val="24"/>
-        </w:rPr>
-        <w:t>راجع جدول القسم 10.</w:t>
-      </w:r>
-    </w:p>
     <w:sectPr>
       <w:pgSz w:w="12240" w:h="15840"/>
       <w:pgMar w:top="1440" w:right="1800" w:bottom="1440" w:left="1800" w:header="720" w:footer="720" w:gutter="0"/>
@@ -5516,8 +4536,9 @@
     <w:qFormat/>
     <w:rsid w:val="00FC693F"/>
     <w:rPr>
-      <w:rFonts w:ascii="Arial" w:hAnsi="Arial" w:cs="Arial"/>
+      <w:rFonts w:ascii="Arial" w:hAnsi="Arial"/>
       <w:sz w:val="24"/>
+      <w:rFonts w:cs="Arial" w:ascii="Arial" w:hAnsi="Arial"/>
     </w:rPr>
   </w:style>
   <w:style w:type="paragraph" w:styleId="Header">
